--- a/assets/downloads/simulation-10/rubric.docx
+++ b/assets/downloads/simulation-10/rubric.docx
@@ -1,40 +1,7 @@
 
 <file path=word/document.xml><?xml version="1.0" encoding="utf-8"?>
-<w:document xmlns:wpc="http://schemas.microsoft.com/office/word/2010/wordprocessingCanvas" xmlns:cx="http://schemas.microsoft.com/office/drawing/2014/chartex" xmlns:cx1="http://schemas.microsoft.com/office/drawing/2015/9/8/chartex" xmlns:cx2="http://schemas.microsoft.com/office/drawing/2015/10/21/chartex" xmlns:cx3="http://schemas.microsoft.com/office/drawing/2016/5/9/chartex" xmlns:cx4="http://schemas.microsoft.com/office/drawing/2016/5/10/chartex" xmlns:cx5="http://schemas.microsoft.com/office/drawing/2016/5/11/chartex" xmlns:cx6="http://schemas.microsoft.com/office/drawing/2016/5/12/chartex" xmlns:cx7="http://schemas.microsoft.com/office/drawing/2016/5/13/chartex" xmlns:cx8="http://schemas.microsoft.com/office/drawing/2016/5/14/chartex" xmlns:mc="http://schemas.openxmlformats.org/markup-compatibility/2006" xmlns:aink="http://schemas.microsoft.com/office/drawing/2016/ink" xmlns:am3d="http://schemas.microsoft.com/office/drawing/2017/model3d" xmlns:o="urn:schemas-microsoft-com:office:office" xmlns:oel="http://schemas.microsoft.com/office/2019/extlst" xmlns:r="http://schemas.openxmlformats.org/officeDocument/2006/relationships" xmlns:m="http://schemas.openxmlformats.org/officeDocument/2006/math" xmlns:v="urn:schemas-microsoft-com:vml" xmlns:wp14="http://schemas.microsoft.com/office/word/2010/wordprocessingDrawing" xmlns:wp="http://schemas.openxmlformats.org/drawingml/2006/wordprocessingDrawing" xmlns:w10="urn:schemas-microsoft-com:office:word" xmlns:w="http://schemas.openxmlformats.org/wordprocessingml/2006/main" xmlns:w14="http://schemas.microsoft.com/office/word/2010/wordml" xmlns:w15="http://schemas.microsoft.com/office/word/2012/wordml" xmlns:w16cei="http://schemas.microsoft.com/office/word/2026/wordml/cei" xmlns:w16cex="http://schemas.microsoft.com/office/word/2018/wordml/cex" xmlns:w16cid="http://schemas.microsoft.com/office/word/2016/wordml/cid" xmlns:w16="http://schemas.microsoft.com/office/word/2018/wordml" xmlns:w16du="http://schemas.microsoft.com/office/word/2023/wordml/word16du" xmlns:w16sdtdh="http://schemas.microsoft.com/office/word/2020/wordml/sdtdatahash" xmlns:w16sdtfl="http://schemas.microsoft.com/office/word/2024/wordml/sdtformatlock" xmlns:w16se="http://schemas.microsoft.com/office/word/2015/wordml/symex" xmlns:wpg="http://schemas.microsoft.com/office/word/2010/wordprocessingGroup" xmlns:wpi="http://schemas.microsoft.com/office/word/2010/wordprocessingInk" xmlns:wne="http://schemas.microsoft.com/office/word/2006/wordml" xmlns:wps="http://schemas.microsoft.com/office/word/2010/wordprocessingShape" mc:Ignorable="w14 w15 w16se w16cid w16 w16cex w16sdtdh w16sdtfl w16du wp14">
+<w:document xmlns:wpc="http://schemas.microsoft.com/office/word/2010/wordprocessingCanvas" xmlns:cx="http://schemas.microsoft.com/office/drawing/2014/chartex" xmlns:cx1="http://schemas.microsoft.com/office/drawing/2015/9/8/chartex" xmlns:cx2="http://schemas.microsoft.com/office/drawing/2015/10/21/chartex" xmlns:cx3="http://schemas.microsoft.com/office/drawing/2016/5/9/chartex" xmlns:cx4="http://schemas.microsoft.com/office/drawing/2016/5/10/chartex" xmlns:cx5="http://schemas.microsoft.com/office/drawing/2016/5/11/chartex" xmlns:cx6="http://schemas.microsoft.com/office/drawing/2016/5/12/chartex" xmlns:cx7="http://schemas.microsoft.com/office/drawing/2016/5/13/chartex" xmlns:cx8="http://schemas.microsoft.com/office/drawing/2016/5/14/chartex" xmlns:mc="http://schemas.openxmlformats.org/markup-compatibility/2006" xmlns:aink="http://schemas.microsoft.com/office/drawing/2016/ink" xmlns:am3d="http://schemas.microsoft.com/office/drawing/2017/model3d" xmlns:o="urn:schemas-microsoft-com:office:office" xmlns:oel="http://schemas.microsoft.com/office/2019/extlst" xmlns:r="http://schemas.openxmlformats.org/officeDocument/2006/relationships" xmlns:m="http://schemas.openxmlformats.org/officeDocument/2006/math" xmlns:v="urn:schemas-microsoft-com:vml" xmlns:wp14="http://schemas.microsoft.com/office/word/2010/wordprocessingDrawing" xmlns:wp="http://schemas.openxmlformats.org/drawingml/2006/wordprocessingDrawing" xmlns:w10="urn:schemas-microsoft-com:office:word" xmlns:w="http://schemas.openxmlformats.org/wordprocessingml/2006/main" xmlns:w14="http://schemas.microsoft.com/office/word/2010/wordml" xmlns:w15="http://schemas.microsoft.com/office/word/2012/wordml" xmlns:w16cex="http://schemas.microsoft.com/office/word/2018/wordml/cex" xmlns:w16cid="http://schemas.microsoft.com/office/word/2016/wordml/cid" xmlns:w16="http://schemas.microsoft.com/office/word/2018/wordml" xmlns:w16du="http://schemas.microsoft.com/office/word/2023/wordml/word16du" xmlns:w16sdtdh="http://schemas.microsoft.com/office/word/2020/wordml/sdtdatahash" xmlns:w16sdtfl="http://schemas.microsoft.com/office/word/2024/wordml/sdtformatlock" xmlns:w16se="http://schemas.microsoft.com/office/word/2015/wordml/symex" xmlns:wpg="http://schemas.microsoft.com/office/word/2010/wordprocessingGroup" xmlns:wpi="http://schemas.microsoft.com/office/word/2010/wordprocessingInk" xmlns:wne="http://schemas.microsoft.com/office/word/2006/wordml" xmlns:wps="http://schemas.microsoft.com/office/word/2010/wordprocessingShape" mc:Ignorable="w14 w15 w16se w16cid w16 w16cex w16sdtdh w16sdtfl w16du wp14">
   <w:body>
-    <w:p>
-      <w:pPr>
-        <w:pStyle w:val="Heading1"/>
-        <w:spacing w:after="0" w:line="480" w:lineRule="auto"/>
-        <w:rPr>
-          <w:del w:id="47" w:author="Anna Seaman" w:date="2026-08-11T11:08:00Z" w16du:dateUtc="2026-08-11T16:08:00Z"/>
-          <w:rFonts w:ascii="Times New Roman" w:hAnsi="Times New Roman"/>
-          <w:color w:val="000000"/>
-          <w:sz w:val="24"/>
-          <w:szCs w:val="24"/>
-        </w:rPr>
-      </w:pPr>
-      <w:r>
-        <w:rPr>
-          <w:rFonts w:ascii="Aptos" w:hAnsi="Aptos" w:eastAsia="Aptos" w:cs="Aptos"/>
-          <w:color w:val="000000"/>
-          <w:sz w:val="40"/>
-          <w:szCs w:val="40"/>
-        </w:rPr>
-        <w:t>Rubric</w:t>
-      </w:r>
-      <w:del w:id="48" w:author="Anna Seaman" w:date="2026-08-11T11:08:00Z" w16du:dateUtc="2026-08-11T16:08:00Z">
-        <w:r>
-          <w:rPr>
-            <w:rFonts w:ascii="Times New Roman" w:hAnsi="Times New Roman"/>
-            <w:color w:val="000000"/>
-            <w:sz w:val="24"/>
-            <w:szCs w:val="24"/>
-          </w:rPr>
-          <w:delText>: History Assessment Simulation Series (HASS)</w:delText>
-        </w:r>
-      </w:del>
-    </w:p>
     <w:tbl>
       <w:tblPr>
         <w:tblStyle w:val="TableGrid"/>
@@ -48,20 +15,10 @@
         <w:gridCol w:w="198"/>
         <w:gridCol w:w="1620"/>
         <w:gridCol w:w="2966"/>
-        <w:tblGridChange w:id="51">
-          <w:tblGrid>
-            <w:gridCol w:w="1638"/>
-            <w:gridCol w:w="1729"/>
-            <w:gridCol w:w="1043"/>
-            <w:gridCol w:w="198"/>
-            <w:gridCol w:w="1620"/>
-            <w:gridCol w:w="2966"/>
-          </w:tblGrid>
-        </w:tblGridChange>
       </w:tblGrid>
       <w:tr>
         <w:trPr>
-          <w:trHeight w:val="300"/>
+          <w:trHeight w:val="630"/>
         </w:trPr>
         <w:tc>
           <w:tcPr>
@@ -76,6 +33,25 @@
             <w:pPr>
               <w:spacing w:after="0" w:line="240" w:lineRule="auto"/>
               <w:rPr>
+                <w:color w:val="000000"/>
+                <w:sz w:val="40"/>
+                <w:szCs w:val="40"/>
+              </w:rPr>
+            </w:pPr>
+            <w:r>
+              <w:rPr>
+                <w:color w:val="000000"/>
+                <w:sz w:val="40"/>
+                <w:szCs w:val="40"/>
+              </w:rPr>
+              <w:t>Rubric</w:t>
+            </w:r>
+          </w:p>
+          <w:p>
+            <w:pPr>
+              <w:spacing w:after="0" w:line="240" w:lineRule="auto"/>
+              <w:ind w:right="-1902"/>
+              <w:rPr>
                 <w:rFonts w:ascii="Times New Roman" w:hAnsi="Times New Roman"/>
                 <w:sz w:val="24"/>
                 <w:szCs w:val="24"/>
@@ -83,11 +59,24 @@
             </w:pPr>
             <w:r>
               <w:rPr>
-                <w:rFonts w:ascii="Aptos" w:hAnsi="Aptos" w:eastAsia="Aptos" w:cs="Aptos"/>
                 <w:sz w:val="24"/>
                 <w:szCs w:val="24"/>
               </w:rPr>
-              <w:t>Student name:</w:t>
+              <w:t>Student</w:t>
+            </w:r>
+            <w:r>
+              <w:rPr>
+                <w:sz w:val="24"/>
+                <w:szCs w:val="24"/>
+              </w:rPr>
+              <w:t xml:space="preserve"> </w:t>
+            </w:r>
+            <w:r>
+              <w:rPr>
+                <w:sz w:val="24"/>
+                <w:szCs w:val="24"/>
+              </w:rPr>
+              <w:t>name:</w:t>
             </w:r>
           </w:p>
         </w:tc>
@@ -127,6 +116,25 @@
             <w:pPr>
               <w:spacing w:after="0" w:line="240" w:lineRule="auto"/>
               <w:rPr>
+                <w:sz w:val="24"/>
+                <w:szCs w:val="24"/>
+              </w:rPr>
+            </w:pPr>
+          </w:p>
+          <w:p>
+            <w:pPr>
+              <w:spacing w:after="0" w:line="240" w:lineRule="auto"/>
+              <w:rPr>
+                <w:sz w:val="24"/>
+                <w:szCs w:val="24"/>
+              </w:rPr>
+            </w:pPr>
+          </w:p>
+          <w:p>
+            <w:pPr>
+              <w:spacing w:after="0" w:line="240" w:lineRule="auto"/>
+              <w:ind w:right="-3078"/>
+              <w:rPr>
                 <w:rFonts w:ascii="Times New Roman" w:hAnsi="Times New Roman"/>
                 <w:sz w:val="24"/>
                 <w:szCs w:val="24"/>
@@ -134,7 +142,6 @@
             </w:pPr>
             <w:r>
               <w:rPr>
-                <w:rFonts w:ascii="Aptos" w:hAnsi="Aptos" w:eastAsia="Aptos" w:cs="Aptos"/>
                 <w:sz w:val="24"/>
                 <w:szCs w:val="24"/>
               </w:rPr>
@@ -190,7 +197,6 @@
             </w:pPr>
             <w:r>
               <w:rPr>
-                <w:rFonts w:ascii="Aptos" w:hAnsi="Aptos" w:eastAsia="Aptos" w:cs="Aptos"/>
                 <w:b/>
                 <w:bCs/>
                 <w:color w:val="FFFFFF" w:themeColor="background1"/>
@@ -221,7 +227,6 @@
             </w:pPr>
             <w:r>
               <w:rPr>
-                <w:rFonts w:ascii="Aptos" w:hAnsi="Aptos" w:eastAsia="Aptos" w:cs="Aptos"/>
                 <w:b/>
                 <w:bCs/>
                 <w:color w:val="FFFFFF" w:themeColor="background1"/>
@@ -253,7 +258,6 @@
             </w:pPr>
             <w:r>
               <w:rPr>
-                <w:rFonts w:ascii="Aptos" w:hAnsi="Aptos" w:eastAsia="Aptos" w:cs="Aptos"/>
                 <w:b/>
                 <w:bCs/>
                 <w:color w:val="FFFFFF" w:themeColor="background1"/>
@@ -266,33 +270,14 @@
         </w:tc>
       </w:tr>
       <w:tr>
-        <w:tblPrEx>
-          <w:tblW w:w="9194" w:type="dxa"/>
-          <w:tblPrExChange w:id="52" w:author="Anna Seaman" w:date="2026-08-11T11:08:00Z" w16du:dateUtc="2026-08-11T16:08:00Z">
-            <w:tblPrEx>
-              <w:tblW w:w="9194" w:type="dxa"/>
-            </w:tblPrEx>
-          </w:tblPrExChange>
-        </w:tblPrEx>
         <w:trPr>
           <w:trHeight w:val="1008"/>
-          <w:trPrChange w:id="53" w:author="Anna Seaman" w:date="2026-08-11T11:08:00Z" w16du:dateUtc="2026-08-11T16:08:00Z">
-            <w:trPr>
-              <w:trHeight w:val="1008"/>
-            </w:trPr>
-          </w:trPrChange>
         </w:trPr>
         <w:tc>
           <w:tcPr>
             <w:tcW w:w="3367" w:type="dxa"/>
             <w:gridSpan w:val="2"/>
             <w:shd w:val="clear" w:color="auto" w:fill="EDD2C4"/>
-            <w:tcPrChange w:id="54" w:author="Anna Seaman" w:date="2026-08-11T11:08:00Z" w16du:dateUtc="2026-08-11T16:08:00Z">
-              <w:tcPr>
-                <w:tcW w:w="3367" w:type="dxa"/>
-                <w:gridSpan w:val="2"/>
-              </w:tcPr>
-            </w:tcPrChange>
           </w:tcPr>
           <w:p>
             <w:pPr>
@@ -308,7 +293,6 @@
             </w:pPr>
             <w:r>
               <w:rPr>
-                <w:rFonts w:ascii="Aptos" w:hAnsi="Aptos" w:eastAsia="Aptos" w:cs="Aptos"/>
                 <w:color w:val="000000"/>
                 <w:sz w:val="24"/>
                 <w:szCs w:val="24"/>
@@ -320,11 +304,6 @@
         <w:tc>
           <w:tcPr>
             <w:tcW w:w="1043" w:type="dxa"/>
-            <w:tcPrChange w:id="55" w:author="Anna Seaman" w:date="2026-08-11T11:08:00Z" w16du:dateUtc="2026-08-11T16:08:00Z">
-              <w:tcPr>
-                <w:tcW w:w="1043" w:type="dxa"/>
-              </w:tcPr>
-            </w:tcPrChange>
           </w:tcPr>
           <w:p>
             <w:pPr>
@@ -343,12 +322,6 @@
           <w:tcPr>
             <w:tcW w:w="4784" w:type="dxa"/>
             <w:gridSpan w:val="3"/>
-            <w:tcPrChange w:id="56" w:author="Anna Seaman" w:date="2026-08-11T11:08:00Z" w16du:dateUtc="2026-08-11T16:08:00Z">
-              <w:tcPr>
-                <w:tcW w:w="4784" w:type="dxa"/>
-                <w:gridSpan w:val="3"/>
-              </w:tcPr>
-            </w:tcPrChange>
           </w:tcPr>
           <w:p>
             <w:pPr>
@@ -365,33 +338,14 @@
         </w:tc>
       </w:tr>
       <w:tr>
-        <w:tblPrEx>
-          <w:tblW w:w="9194" w:type="dxa"/>
-          <w:tblPrExChange w:id="57" w:author="Anna Seaman" w:date="2026-08-11T11:08:00Z" w16du:dateUtc="2026-08-11T16:08:00Z">
-            <w:tblPrEx>
-              <w:tblW w:w="9194" w:type="dxa"/>
-            </w:tblPrEx>
-          </w:tblPrExChange>
-        </w:tblPrEx>
         <w:trPr>
           <w:trHeight w:val="80"/>
-          <w:trPrChange w:id="58" w:author="Anna Seaman" w:date="2026-08-11T11:08:00Z" w16du:dateUtc="2026-08-11T16:08:00Z">
-            <w:trPr>
-              <w:trHeight w:val="80"/>
-            </w:trPr>
-          </w:trPrChange>
         </w:trPr>
         <w:tc>
           <w:tcPr>
             <w:tcW w:w="3367" w:type="dxa"/>
             <w:gridSpan w:val="2"/>
             <w:shd w:val="clear" w:color="auto" w:fill="EDD2C4"/>
-            <w:tcPrChange w:id="59" w:author="Anna Seaman" w:date="2026-08-11T11:08:00Z" w16du:dateUtc="2026-08-11T16:08:00Z">
-              <w:tcPr>
-                <w:tcW w:w="3367" w:type="dxa"/>
-                <w:gridSpan w:val="2"/>
-              </w:tcPr>
-            </w:tcPrChange>
           </w:tcPr>
           <w:p>
             <w:pPr>
@@ -406,7 +360,6 @@
             </w:pPr>
             <w:r>
               <w:rPr>
-                <w:rFonts w:ascii="Aptos" w:hAnsi="Aptos" w:eastAsia="Aptos" w:cs="Aptos"/>
                 <w:color w:val="000000"/>
                 <w:sz w:val="24"/>
                 <w:szCs w:val="24"/>
@@ -415,7 +368,6 @@
             </w:r>
             <w:r>
               <w:rPr>
-                <w:rFonts w:ascii="Aptos" w:hAnsi="Aptos" w:eastAsia="Aptos" w:cs="Aptos"/>
                 <w:color w:val="000000"/>
                 <w:sz w:val="24"/>
                 <w:szCs w:val="24"/>
@@ -428,11 +380,6 @@
         <w:tc>
           <w:tcPr>
             <w:tcW w:w="1043" w:type="dxa"/>
-            <w:tcPrChange w:id="60" w:author="Anna Seaman" w:date="2026-08-11T11:08:00Z" w16du:dateUtc="2026-08-11T16:08:00Z">
-              <w:tcPr>
-                <w:tcW w:w="1043" w:type="dxa"/>
-              </w:tcPr>
-            </w:tcPrChange>
           </w:tcPr>
           <w:p>
             <w:pPr>
@@ -451,12 +398,6 @@
           <w:tcPr>
             <w:tcW w:w="4784" w:type="dxa"/>
             <w:gridSpan w:val="3"/>
-            <w:tcPrChange w:id="61" w:author="Anna Seaman" w:date="2026-08-11T11:08:00Z" w16du:dateUtc="2026-08-11T16:08:00Z">
-              <w:tcPr>
-                <w:tcW w:w="4784" w:type="dxa"/>
-                <w:gridSpan w:val="3"/>
-              </w:tcPr>
-            </w:tcPrChange>
           </w:tcPr>
           <w:p>
             <w:pPr>
@@ -473,33 +414,14 @@
         </w:tc>
       </w:tr>
       <w:tr>
-        <w:tblPrEx>
-          <w:tblW w:w="9194" w:type="dxa"/>
-          <w:tblPrExChange w:id="62" w:author="Anna Seaman" w:date="2026-08-11T11:08:00Z" w16du:dateUtc="2026-08-11T16:08:00Z">
-            <w:tblPrEx>
-              <w:tblW w:w="9194" w:type="dxa"/>
-            </w:tblPrEx>
-          </w:tblPrExChange>
-        </w:tblPrEx>
         <w:trPr>
           <w:trHeight w:val="70"/>
-          <w:trPrChange w:id="63" w:author="Anna Seaman" w:date="2026-08-11T11:08:00Z" w16du:dateUtc="2026-08-11T16:08:00Z">
-            <w:trPr>
-              <w:trHeight w:val="70"/>
-            </w:trPr>
-          </w:trPrChange>
         </w:trPr>
         <w:tc>
           <w:tcPr>
             <w:tcW w:w="3367" w:type="dxa"/>
             <w:gridSpan w:val="2"/>
             <w:shd w:val="clear" w:color="auto" w:fill="EDD2C4"/>
-            <w:tcPrChange w:id="64" w:author="Anna Seaman" w:date="2026-08-11T11:08:00Z" w16du:dateUtc="2026-08-11T16:08:00Z">
-              <w:tcPr>
-                <w:tcW w:w="3367" w:type="dxa"/>
-                <w:gridSpan w:val="2"/>
-              </w:tcPr>
-            </w:tcPrChange>
           </w:tcPr>
           <w:p>
             <w:pPr>
@@ -514,7 +436,6 @@
             </w:pPr>
             <w:r>
               <w:rPr>
-                <w:rFonts w:ascii="Aptos" w:hAnsi="Aptos" w:eastAsia="Aptos" w:cs="Aptos"/>
                 <w:color w:val="000000"/>
                 <w:sz w:val="24"/>
                 <w:szCs w:val="24"/>
@@ -526,11 +447,6 @@
         <w:tc>
           <w:tcPr>
             <w:tcW w:w="1043" w:type="dxa"/>
-            <w:tcPrChange w:id="65" w:author="Anna Seaman" w:date="2026-08-11T11:08:00Z" w16du:dateUtc="2026-08-11T16:08:00Z">
-              <w:tcPr>
-                <w:tcW w:w="1043" w:type="dxa"/>
-              </w:tcPr>
-            </w:tcPrChange>
           </w:tcPr>
           <w:p>
             <w:pPr>
@@ -549,12 +465,6 @@
           <w:tcPr>
             <w:tcW w:w="4784" w:type="dxa"/>
             <w:gridSpan w:val="3"/>
-            <w:tcPrChange w:id="66" w:author="Anna Seaman" w:date="2026-08-11T11:08:00Z" w16du:dateUtc="2026-08-11T16:08:00Z">
-              <w:tcPr>
-                <w:tcW w:w="4784" w:type="dxa"/>
-                <w:gridSpan w:val="3"/>
-              </w:tcPr>
-            </w:tcPrChange>
           </w:tcPr>
           <w:p>
             <w:pPr>
@@ -571,33 +481,14 @@
         </w:tc>
       </w:tr>
       <w:tr>
-        <w:tblPrEx>
-          <w:tblW w:w="9194" w:type="dxa"/>
-          <w:tblPrExChange w:id="67" w:author="Anna Seaman" w:date="2026-08-11T11:08:00Z" w16du:dateUtc="2026-08-11T16:08:00Z">
-            <w:tblPrEx>
-              <w:tblW w:w="9194" w:type="dxa"/>
-            </w:tblPrEx>
-          </w:tblPrExChange>
-        </w:tblPrEx>
         <w:trPr>
           <w:trHeight w:val="70"/>
-          <w:trPrChange w:id="68" w:author="Anna Seaman" w:date="2026-08-11T11:08:00Z" w16du:dateUtc="2026-08-11T16:08:00Z">
-            <w:trPr>
-              <w:trHeight w:val="70"/>
-            </w:trPr>
-          </w:trPrChange>
         </w:trPr>
         <w:tc>
           <w:tcPr>
             <w:tcW w:w="3367" w:type="dxa"/>
             <w:gridSpan w:val="2"/>
             <w:shd w:val="clear" w:color="auto" w:fill="EDD2C4"/>
-            <w:tcPrChange w:id="69" w:author="Anna Seaman" w:date="2026-08-11T11:08:00Z" w16du:dateUtc="2026-08-11T16:08:00Z">
-              <w:tcPr>
-                <w:tcW w:w="3367" w:type="dxa"/>
-                <w:gridSpan w:val="2"/>
-              </w:tcPr>
-            </w:tcPrChange>
           </w:tcPr>
           <w:p>
             <w:pPr>
@@ -614,7 +505,6 @@
             </w:pPr>
             <w:r>
               <w:rPr>
-                <w:rFonts w:ascii="Aptos" w:hAnsi="Aptos" w:eastAsia="Aptos" w:cs="Aptos"/>
                 <w:color w:val="000000"/>
                 <w:sz w:val="24"/>
                 <w:szCs w:val="24"/>
@@ -626,11 +516,6 @@
         <w:tc>
           <w:tcPr>
             <w:tcW w:w="1043" w:type="dxa"/>
-            <w:tcPrChange w:id="70" w:author="Anna Seaman" w:date="2026-08-11T11:08:00Z" w16du:dateUtc="2026-08-11T16:08:00Z">
-              <w:tcPr>
-                <w:tcW w:w="1043" w:type="dxa"/>
-              </w:tcPr>
-            </w:tcPrChange>
           </w:tcPr>
           <w:p>
             <w:pPr>
@@ -649,12 +534,6 @@
           <w:tcPr>
             <w:tcW w:w="4784" w:type="dxa"/>
             <w:gridSpan w:val="3"/>
-            <w:tcPrChange w:id="71" w:author="Anna Seaman" w:date="2026-08-11T11:08:00Z" w16du:dateUtc="2026-08-11T16:08:00Z">
-              <w:tcPr>
-                <w:tcW w:w="4784" w:type="dxa"/>
-                <w:gridSpan w:val="3"/>
-              </w:tcPr>
-            </w:tcPrChange>
           </w:tcPr>
           <w:p>
             <w:pPr>
@@ -671,33 +550,14 @@
         </w:tc>
       </w:tr>
       <w:tr>
-        <w:tblPrEx>
-          <w:tblW w:w="9194" w:type="dxa"/>
-          <w:tblPrExChange w:id="72" w:author="Anna Seaman" w:date="2026-08-11T11:08:00Z" w16du:dateUtc="2026-08-11T16:08:00Z">
-            <w:tblPrEx>
-              <w:tblW w:w="9194" w:type="dxa"/>
-            </w:tblPrEx>
-          </w:tblPrExChange>
-        </w:tblPrEx>
         <w:trPr>
           <w:trHeight w:val="1008"/>
-          <w:trPrChange w:id="73" w:author="Anna Seaman" w:date="2026-08-11T11:08:00Z" w16du:dateUtc="2026-08-11T16:08:00Z">
-            <w:trPr>
-              <w:trHeight w:val="1008"/>
-            </w:trPr>
-          </w:trPrChange>
         </w:trPr>
         <w:tc>
           <w:tcPr>
             <w:tcW w:w="3367" w:type="dxa"/>
             <w:gridSpan w:val="2"/>
             <w:shd w:val="clear" w:color="auto" w:fill="EDD2C4"/>
-            <w:tcPrChange w:id="74" w:author="Anna Seaman" w:date="2026-08-11T11:08:00Z" w16du:dateUtc="2026-08-11T16:08:00Z">
-              <w:tcPr>
-                <w:tcW w:w="3367" w:type="dxa"/>
-                <w:gridSpan w:val="2"/>
-              </w:tcPr>
-            </w:tcPrChange>
           </w:tcPr>
           <w:p>
             <w:pPr>
@@ -712,7 +572,6 @@
             </w:pPr>
             <w:r>
               <w:rPr>
-                <w:rFonts w:ascii="Aptos" w:hAnsi="Aptos" w:eastAsia="Aptos" w:cs="Aptos"/>
                 <w:color w:val="000000"/>
                 <w:sz w:val="24"/>
                 <w:szCs w:val="24"/>
@@ -724,11 +583,6 @@
         <w:tc>
           <w:tcPr>
             <w:tcW w:w="1043" w:type="dxa"/>
-            <w:tcPrChange w:id="75" w:author="Anna Seaman" w:date="2026-08-11T11:08:00Z" w16du:dateUtc="2026-08-11T16:08:00Z">
-              <w:tcPr>
-                <w:tcW w:w="1043" w:type="dxa"/>
-              </w:tcPr>
-            </w:tcPrChange>
           </w:tcPr>
           <w:p>
             <w:pPr>
@@ -747,12 +601,6 @@
           <w:tcPr>
             <w:tcW w:w="4784" w:type="dxa"/>
             <w:gridSpan w:val="3"/>
-            <w:tcPrChange w:id="76" w:author="Anna Seaman" w:date="2026-08-11T11:08:00Z" w16du:dateUtc="2026-08-11T16:08:00Z">
-              <w:tcPr>
-                <w:tcW w:w="4784" w:type="dxa"/>
-                <w:gridSpan w:val="3"/>
-              </w:tcPr>
-            </w:tcPrChange>
           </w:tcPr>
           <w:p>
             <w:pPr>
@@ -769,33 +617,14 @@
         </w:tc>
       </w:tr>
       <w:tr>
-        <w:tblPrEx>
-          <w:tblW w:w="9194" w:type="dxa"/>
-          <w:tblPrExChange w:id="77" w:author="Anna Seaman" w:date="2026-08-11T11:08:00Z" w16du:dateUtc="2026-08-11T16:08:00Z">
-            <w:tblPrEx>
-              <w:tblW w:w="9194" w:type="dxa"/>
-            </w:tblPrEx>
-          </w:tblPrExChange>
-        </w:tblPrEx>
         <w:trPr>
           <w:trHeight w:val="593"/>
-          <w:trPrChange w:id="78" w:author="Anna Seaman" w:date="2026-08-11T11:08:00Z" w16du:dateUtc="2026-08-11T16:08:00Z">
-            <w:trPr>
-              <w:trHeight w:val="593"/>
-            </w:trPr>
-          </w:trPrChange>
         </w:trPr>
         <w:tc>
           <w:tcPr>
             <w:tcW w:w="3367" w:type="dxa"/>
             <w:gridSpan w:val="2"/>
             <w:shd w:val="clear" w:color="auto" w:fill="EDD2C4"/>
-            <w:tcPrChange w:id="79" w:author="Anna Seaman" w:date="2026-08-11T11:08:00Z" w16du:dateUtc="2026-08-11T16:08:00Z">
-              <w:tcPr>
-                <w:tcW w:w="3367" w:type="dxa"/>
-                <w:gridSpan w:val="2"/>
-              </w:tcPr>
-            </w:tcPrChange>
           </w:tcPr>
           <w:p>
             <w:pPr>
@@ -810,7 +639,6 @@
             </w:pPr>
             <w:r>
               <w:rPr>
-                <w:rFonts w:ascii="Aptos" w:hAnsi="Aptos" w:eastAsia="Aptos" w:cs="Aptos"/>
                 <w:color w:val="000000"/>
                 <w:sz w:val="24"/>
                 <w:szCs w:val="24"/>
@@ -822,11 +650,6 @@
         <w:tc>
           <w:tcPr>
             <w:tcW w:w="1043" w:type="dxa"/>
-            <w:tcPrChange w:id="80" w:author="Anna Seaman" w:date="2026-08-11T11:08:00Z" w16du:dateUtc="2026-08-11T16:08:00Z">
-              <w:tcPr>
-                <w:tcW w:w="1043" w:type="dxa"/>
-              </w:tcPr>
-            </w:tcPrChange>
           </w:tcPr>
           <w:p>
             <w:pPr>
@@ -845,12 +668,6 @@
           <w:tcPr>
             <w:tcW w:w="4784" w:type="dxa"/>
             <w:gridSpan w:val="3"/>
-            <w:tcPrChange w:id="81" w:author="Anna Seaman" w:date="2026-08-11T11:08:00Z" w16du:dateUtc="2026-08-11T16:08:00Z">
-              <w:tcPr>
-                <w:tcW w:w="4784" w:type="dxa"/>
-                <w:gridSpan w:val="3"/>
-              </w:tcPr>
-            </w:tcPrChange>
           </w:tcPr>
           <w:p>
             <w:pPr>
@@ -878,41 +695,18 @@
           <w:szCs w:val="20"/>
         </w:rPr>
       </w:pPr>
-      <w:bookmarkStart w:id="82" w:name="_Hlk222486151"/>
       <w:r>
         <w:rPr>
-          <w:rFonts w:ascii="Aptos" w:hAnsi="Aptos" w:eastAsia="Aptos" w:cs="Aptos"/>
           <w:color w:val="000000"/>
           <w:sz w:val="20"/>
           <w:szCs w:val="20"/>
         </w:rPr>
-        <w:t>0 = not performed</w:t>
+        <w:t xml:space="preserve">0 = not performed; 1 = inadequate; 2 = </w:t>
       </w:r>
-      <w:del w:id="83" w:author="Anna Seaman" w:date="2026-08-10T17:59:00Z" w16du:dateUtc="2026-08-10T22:59:00Z">
-        <w:r>
-          <w:rPr>
-            <w:rFonts w:ascii="Times New Roman" w:hAnsi="Times New Roman"/>
-            <w:color w:val="000000"/>
-            <w:sz w:val="20"/>
-            <w:szCs w:val="20"/>
-          </w:rPr>
-          <w:delText xml:space="preserve"> or dangerous</w:delText>
-        </w:r>
-      </w:del>
+      <w:bookmarkStart w:id="0" w:name="_Hlk222480168"/>
+      <w:bookmarkStart w:id="1" w:name="_Hlk222480202"/>
       <w:r>
         <w:rPr>
-          <w:rFonts w:ascii="Aptos" w:hAnsi="Aptos" w:eastAsia="Aptos" w:cs="Aptos"/>
-          <w:color w:val="000000"/>
-          <w:sz w:val="20"/>
-          <w:szCs w:val="20"/>
-        </w:rPr>
-        <w:t xml:space="preserve">; 1 = inadequate; 2 = </w:t>
-      </w:r>
-      <w:bookmarkStart w:id="84" w:name="_Hlk222480168"/>
-      <w:bookmarkStart w:id="85" w:name="_Hlk222480202"/>
-      <w:r>
-        <w:rPr>
-          <w:rFonts w:ascii="Aptos" w:hAnsi="Aptos" w:eastAsia="Aptos" w:cs="Aptos"/>
           <w:bCs/>
           <w:color w:val="000000"/>
           <w:sz w:val="20"/>
@@ -920,10 +714,9 @@
         </w:rPr>
         <w:t>minimum standard of care or above</w:t>
       </w:r>
-      <w:bookmarkEnd w:id="84"/>
+      <w:bookmarkEnd w:id="0"/>
       <w:r>
         <w:rPr>
-          <w:rFonts w:ascii="Aptos" w:hAnsi="Aptos" w:eastAsia="Aptos" w:cs="Aptos"/>
           <w:bCs/>
           <w:color w:val="000000"/>
           <w:sz w:val="20"/>
@@ -931,7 +724,7 @@
         </w:rPr>
         <w:t>.</w:t>
       </w:r>
-      <w:bookmarkEnd w:id="85"/>
+      <w:bookmarkEnd w:id="1"/>
     </w:p>
     <w:p>
       <w:pPr>
@@ -945,7 +738,6 @@
       </w:pPr>
       <w:r>
         <w:rPr>
-          <w:rFonts w:ascii="Aptos" w:eastAsia="Aptos" w:hAnsi="Aptos" w:cs="Aptos"/>
           <w:color w:val="000000"/>
           <w:sz w:val="24"/>
           <w:szCs w:val="24"/>
@@ -954,7 +746,7 @@
       </w:r>
     </w:p>
     <w:sectPr>
-      <w:footerReference w:type="default" r:id="rId11"/>
+      <w:footerReference w:type="default" r:id="rId7"/>
       <w:pgSz w:w="12240" w:h="15840"/>
       <w:pgMar w:top="1440" w:right="1440" w:bottom="1440" w:left="1440" w:header="706" w:footer="706" w:gutter="0"/>
       <w:cols w:space="720"/>
@@ -965,7 +757,7 @@
 </file>
 
 <file path=word/endnotes.xml><?xml version="1.0" encoding="utf-8"?>
-<w:endnotes xmlns:wpc="http://schemas.microsoft.com/office/word/2010/wordprocessingCanvas" xmlns:cx="http://schemas.microsoft.com/office/drawing/2014/chartex" xmlns:cx1="http://schemas.microsoft.com/office/drawing/2015/9/8/chartex" xmlns:cx2="http://schemas.microsoft.com/office/drawing/2015/10/21/chartex" xmlns:cx3="http://schemas.microsoft.com/office/drawing/2016/5/9/chartex" xmlns:cx4="http://schemas.microsoft.com/office/drawing/2016/5/10/chartex" xmlns:cx5="http://schemas.microsoft.com/office/drawing/2016/5/11/chartex" xmlns:cx6="http://schemas.microsoft.com/office/drawing/2016/5/12/chartex" xmlns:cx7="http://schemas.microsoft.com/office/drawing/2016/5/13/chartex" xmlns:cx8="http://schemas.microsoft.com/office/drawing/2016/5/14/chartex" xmlns:mc="http://schemas.openxmlformats.org/markup-compatibility/2006" xmlns:aink="http://schemas.microsoft.com/office/drawing/2016/ink" xmlns:am3d="http://schemas.microsoft.com/office/drawing/2017/model3d" xmlns:o="urn:schemas-microsoft-com:office:office" xmlns:oel="http://schemas.microsoft.com/office/2019/extlst" xmlns:r="http://schemas.openxmlformats.org/officeDocument/2006/relationships" xmlns:m="http://schemas.openxmlformats.org/officeDocument/2006/math" xmlns:v="urn:schemas-microsoft-com:vml" xmlns:wp14="http://schemas.microsoft.com/office/word/2010/wordprocessingDrawing" xmlns:wp="http://schemas.openxmlformats.org/drawingml/2006/wordprocessingDrawing" xmlns:w10="urn:schemas-microsoft-com:office:word" xmlns:w="http://schemas.openxmlformats.org/wordprocessingml/2006/main" xmlns:w14="http://schemas.microsoft.com/office/word/2010/wordml" xmlns:w15="http://schemas.microsoft.com/office/word/2012/wordml" xmlns:w16cei="http://schemas.microsoft.com/office/word/2026/wordml/cei" xmlns:w16cex="http://schemas.microsoft.com/office/word/2018/wordml/cex" xmlns:w16cid="http://schemas.microsoft.com/office/word/2016/wordml/cid" xmlns:w16="http://schemas.microsoft.com/office/word/2018/wordml" xmlns:w16du="http://schemas.microsoft.com/office/word/2023/wordml/word16du" xmlns:w16sdtdh="http://schemas.microsoft.com/office/word/2020/wordml/sdtdatahash" xmlns:w16sdtfl="http://schemas.microsoft.com/office/word/2024/wordml/sdtformatlock" xmlns:w16se="http://schemas.microsoft.com/office/word/2015/wordml/symex" xmlns:wpg="http://schemas.microsoft.com/office/word/2010/wordprocessingGroup" xmlns:wpi="http://schemas.microsoft.com/office/word/2010/wordprocessingInk" xmlns:wne="http://schemas.microsoft.com/office/word/2006/wordml" xmlns:wps="http://schemas.microsoft.com/office/word/2010/wordprocessingShape" mc:Ignorable="w14 w15 w16se w16cid w16 w16cex w16sdtdh w16sdtfl w16du wp14">
+<w:endnotes xmlns:wpc="http://schemas.microsoft.com/office/word/2010/wordprocessingCanvas" xmlns:cx="http://schemas.microsoft.com/office/drawing/2014/chartex" xmlns:cx1="http://schemas.microsoft.com/office/drawing/2015/9/8/chartex" xmlns:cx2="http://schemas.microsoft.com/office/drawing/2015/10/21/chartex" xmlns:cx3="http://schemas.microsoft.com/office/drawing/2016/5/9/chartex" xmlns:cx4="http://schemas.microsoft.com/office/drawing/2016/5/10/chartex" xmlns:cx5="http://schemas.microsoft.com/office/drawing/2016/5/11/chartex" xmlns:cx6="http://schemas.microsoft.com/office/drawing/2016/5/12/chartex" xmlns:cx7="http://schemas.microsoft.com/office/drawing/2016/5/13/chartex" xmlns:cx8="http://schemas.microsoft.com/office/drawing/2016/5/14/chartex" xmlns:mc="http://schemas.openxmlformats.org/markup-compatibility/2006" xmlns:aink="http://schemas.microsoft.com/office/drawing/2016/ink" xmlns:am3d="http://schemas.microsoft.com/office/drawing/2017/model3d" xmlns:o="urn:schemas-microsoft-com:office:office" xmlns:oel="http://schemas.microsoft.com/office/2019/extlst" xmlns:r="http://schemas.openxmlformats.org/officeDocument/2006/relationships" xmlns:m="http://schemas.openxmlformats.org/officeDocument/2006/math" xmlns:v="urn:schemas-microsoft-com:vml" xmlns:wp14="http://schemas.microsoft.com/office/word/2010/wordprocessingDrawing" xmlns:wp="http://schemas.openxmlformats.org/drawingml/2006/wordprocessingDrawing" xmlns:w10="urn:schemas-microsoft-com:office:word" xmlns:w="http://schemas.openxmlformats.org/wordprocessingml/2006/main" xmlns:w14="http://schemas.microsoft.com/office/word/2010/wordml" xmlns:w15="http://schemas.microsoft.com/office/word/2012/wordml" xmlns:w16cex="http://schemas.microsoft.com/office/word/2018/wordml/cex" xmlns:w16cid="http://schemas.microsoft.com/office/word/2016/wordml/cid" xmlns:w16="http://schemas.microsoft.com/office/word/2018/wordml" xmlns:w16du="http://schemas.microsoft.com/office/word/2023/wordml/word16du" xmlns:w16sdtdh="http://schemas.microsoft.com/office/word/2020/wordml/sdtdatahash" xmlns:w16sdtfl="http://schemas.microsoft.com/office/word/2024/wordml/sdtformatlock" xmlns:w16se="http://schemas.microsoft.com/office/word/2015/wordml/symex" xmlns:wpg="http://schemas.microsoft.com/office/word/2010/wordprocessingGroup" xmlns:wpi="http://schemas.microsoft.com/office/word/2010/wordprocessingInk" xmlns:wne="http://schemas.microsoft.com/office/word/2006/wordml" xmlns:wps="http://schemas.microsoft.com/office/word/2010/wordprocessingShape" mc:Ignorable="w14 w15 w16se w16cid w16 w16cex w16sdtdh w16sdtfl w16du wp14">
   <w:endnote w:type="separator" w:id="-1">
     <w:p>
       <w:pPr>
@@ -990,22 +782,19 @@
 </file>
 
 <file path=word/footer1.xml><?xml version="1.0" encoding="utf-8"?>
-<w:ftr xmlns:m="http://schemas.openxmlformats.org/officeDocument/2006/math" xmlns:mc="http://schemas.openxmlformats.org/markup-compatibility/2006" xmlns:mo="http://schemas.microsoft.com/office/mac/office/2008/main" xmlns:mv="urn:schemas-microsoft-com:mac:vml" xmlns:o="urn:schemas-microsoft-com:office:office" xmlns:r="http://schemas.openxmlformats.org/officeDocument/2006/relationships" xmlns:v="urn:schemas-microsoft-com:vml" xmlns:w10="urn:schemas-microsoft-com:office:word" xmlns:w14="http://schemas.microsoft.com/office/word/2010/wordml" xmlns:w="http://schemas.openxmlformats.org/wordprocessingml/2006/main" xmlns:wne="http://schemas.microsoft.com/office/word/2006/wordml" xmlns:wp14="http://schemas.microsoft.com/office/word/2010/wordprocessingDrawing" xmlns:wp="http://schemas.openxmlformats.org/drawingml/2006/wordprocessingDrawing" xmlns:wpc="http://schemas.microsoft.com/office/word/2010/wordprocessingCanvas" xmlns:wpg="http://schemas.microsoft.com/office/word/2010/wordprocessingGroup" xmlns:wpi="http://schemas.microsoft.com/office/word/2010/wordprocessingInk" xmlns:wps="http://schemas.microsoft.com/office/word/2010/wordprocessingShape" mc:Ignorable="w14 wp14">
+<w:ftr xmlns:wpc="http://schemas.microsoft.com/office/word/2010/wordprocessingCanvas" xmlns:cx="http://schemas.microsoft.com/office/drawing/2014/chartex" xmlns:cx1="http://schemas.microsoft.com/office/drawing/2015/9/8/chartex" xmlns:cx2="http://schemas.microsoft.com/office/drawing/2015/10/21/chartex" xmlns:cx3="http://schemas.microsoft.com/office/drawing/2016/5/9/chartex" xmlns:cx4="http://schemas.microsoft.com/office/drawing/2016/5/10/chartex" xmlns:cx5="http://schemas.microsoft.com/office/drawing/2016/5/11/chartex" xmlns:cx6="http://schemas.microsoft.com/office/drawing/2016/5/12/chartex" xmlns:cx7="http://schemas.microsoft.com/office/drawing/2016/5/13/chartex" xmlns:cx8="http://schemas.microsoft.com/office/drawing/2016/5/14/chartex" xmlns:mc="http://schemas.openxmlformats.org/markup-compatibility/2006" xmlns:aink="http://schemas.microsoft.com/office/drawing/2016/ink" xmlns:am3d="http://schemas.microsoft.com/office/drawing/2017/model3d" xmlns:o="urn:schemas-microsoft-com:office:office" xmlns:oel="http://schemas.microsoft.com/office/2019/extlst" xmlns:r="http://schemas.openxmlformats.org/officeDocument/2006/relationships" xmlns:m="http://schemas.openxmlformats.org/officeDocument/2006/math" xmlns:v="urn:schemas-microsoft-com:vml" xmlns:wp14="http://schemas.microsoft.com/office/word/2010/wordprocessingDrawing" xmlns:wp="http://schemas.openxmlformats.org/drawingml/2006/wordprocessingDrawing" xmlns:w10="urn:schemas-microsoft-com:office:word" xmlns:w="http://schemas.openxmlformats.org/wordprocessingml/2006/main" xmlns:w14="http://schemas.microsoft.com/office/word/2010/wordml" xmlns:w15="http://schemas.microsoft.com/office/word/2012/wordml" xmlns:w16cex="http://schemas.microsoft.com/office/word/2018/wordml/cex" xmlns:w16cid="http://schemas.microsoft.com/office/word/2016/wordml/cid" xmlns:w16="http://schemas.microsoft.com/office/word/2018/wordml" xmlns:w16du="http://schemas.microsoft.com/office/word/2023/wordml/word16du" xmlns:w16sdtdh="http://schemas.microsoft.com/office/word/2020/wordml/sdtdatahash" xmlns:w16sdtfl="http://schemas.microsoft.com/office/word/2024/wordml/sdtformatlock" xmlns:w16se="http://schemas.microsoft.com/office/word/2015/wordml/symex" xmlns:wpg="http://schemas.microsoft.com/office/word/2010/wordprocessingGroup" xmlns:wpi="http://schemas.microsoft.com/office/word/2010/wordprocessingInk" xmlns:wne="http://schemas.microsoft.com/office/word/2006/wordml" xmlns:wps="http://schemas.microsoft.com/office/word/2010/wordprocessingShape" mc:Ignorable="w14 w15 w16se w16cid w16 w16cex w16sdtdh w16sdtfl w16du wp14">
   <w:p>
     <w:pPr>
-      <w:spacing w:line="240" w:lineRule="auto" w:before="0" w:after="0"/>
-      <w:jc w:val="left"/>
+      <w:spacing w:after="0" w:line="240" w:lineRule="auto"/>
     </w:pPr>
     <w:r>
       <w:rPr>
-        <w:rFonts w:ascii="Aptos" w:hAnsi="Aptos" w:eastAsia="Aptos" w:cs="Aptos"/>
         <w:sz w:val="18"/>
       </w:rPr>
       <w:t xml:space="preserve">From J.M. Larson and H.L. Stedge, </w:t>
     </w:r>
     <w:r>
       <w:rPr>
-        <w:rFonts w:ascii="Aptos" w:hAnsi="Aptos" w:eastAsia="Aptos" w:cs="Aptos"/>
         <w:i/>
         <w:sz w:val="18"/>
       </w:rPr>
@@ -1013,7 +802,6 @@
     </w:r>
     <w:r>
       <w:rPr>
-        <w:rFonts w:ascii="Aptos" w:hAnsi="Aptos" w:eastAsia="Aptos" w:cs="Aptos"/>
         <w:sz w:val="18"/>
       </w:rPr>
       <w:t xml:space="preserve"> (Human Kinetics, 2027).</w:t>
@@ -1023,7 +811,7 @@
 </file>
 
 <file path=word/footnotes.xml><?xml version="1.0" encoding="utf-8"?>
-<w:footnotes xmlns:wpc="http://schemas.microsoft.com/office/word/2010/wordprocessingCanvas" xmlns:cx="http://schemas.microsoft.com/office/drawing/2014/chartex" xmlns:cx1="http://schemas.microsoft.com/office/drawing/2015/9/8/chartex" xmlns:cx2="http://schemas.microsoft.com/office/drawing/2015/10/21/chartex" xmlns:cx3="http://schemas.microsoft.com/office/drawing/2016/5/9/chartex" xmlns:cx4="http://schemas.microsoft.com/office/drawing/2016/5/10/chartex" xmlns:cx5="http://schemas.microsoft.com/office/drawing/2016/5/11/chartex" xmlns:cx6="http://schemas.microsoft.com/office/drawing/2016/5/12/chartex" xmlns:cx7="http://schemas.microsoft.com/office/drawing/2016/5/13/chartex" xmlns:cx8="http://schemas.microsoft.com/office/drawing/2016/5/14/chartex" xmlns:mc="http://schemas.openxmlformats.org/markup-compatibility/2006" xmlns:aink="http://schemas.microsoft.com/office/drawing/2016/ink" xmlns:am3d="http://schemas.microsoft.com/office/drawing/2017/model3d" xmlns:o="urn:schemas-microsoft-com:office:office" xmlns:oel="http://schemas.microsoft.com/office/2019/extlst" xmlns:r="http://schemas.openxmlformats.org/officeDocument/2006/relationships" xmlns:m="http://schemas.openxmlformats.org/officeDocument/2006/math" xmlns:v="urn:schemas-microsoft-com:vml" xmlns:wp14="http://schemas.microsoft.com/office/word/2010/wordprocessingDrawing" xmlns:wp="http://schemas.openxmlformats.org/drawingml/2006/wordprocessingDrawing" xmlns:w10="urn:schemas-microsoft-com:office:word" xmlns:w="http://schemas.openxmlformats.org/wordprocessingml/2006/main" xmlns:w14="http://schemas.microsoft.com/office/word/2010/wordml" xmlns:w15="http://schemas.microsoft.com/office/word/2012/wordml" xmlns:w16cei="http://schemas.microsoft.com/office/word/2026/wordml/cei" xmlns:w16cex="http://schemas.microsoft.com/office/word/2018/wordml/cex" xmlns:w16cid="http://schemas.microsoft.com/office/word/2016/wordml/cid" xmlns:w16="http://schemas.microsoft.com/office/word/2018/wordml" xmlns:w16du="http://schemas.microsoft.com/office/word/2023/wordml/word16du" xmlns:w16sdtdh="http://schemas.microsoft.com/office/word/2020/wordml/sdtdatahash" xmlns:w16sdtfl="http://schemas.microsoft.com/office/word/2024/wordml/sdtformatlock" xmlns:w16se="http://schemas.microsoft.com/office/word/2015/wordml/symex" xmlns:wpg="http://schemas.microsoft.com/office/word/2010/wordprocessingGroup" xmlns:wpi="http://schemas.microsoft.com/office/word/2010/wordprocessingInk" xmlns:wne="http://schemas.microsoft.com/office/word/2006/wordml" xmlns:wps="http://schemas.microsoft.com/office/word/2010/wordprocessingShape" mc:Ignorable="w14 w15 w16se w16cid w16 w16cex w16sdtdh w16sdtfl w16du wp14">
+<w:footnotes xmlns:wpc="http://schemas.microsoft.com/office/word/2010/wordprocessingCanvas" xmlns:cx="http://schemas.microsoft.com/office/drawing/2014/chartex" xmlns:cx1="http://schemas.microsoft.com/office/drawing/2015/9/8/chartex" xmlns:cx2="http://schemas.microsoft.com/office/drawing/2015/10/21/chartex" xmlns:cx3="http://schemas.microsoft.com/office/drawing/2016/5/9/chartex" xmlns:cx4="http://schemas.microsoft.com/office/drawing/2016/5/10/chartex" xmlns:cx5="http://schemas.microsoft.com/office/drawing/2016/5/11/chartex" xmlns:cx6="http://schemas.microsoft.com/office/drawing/2016/5/12/chartex" xmlns:cx7="http://schemas.microsoft.com/office/drawing/2016/5/13/chartex" xmlns:cx8="http://schemas.microsoft.com/office/drawing/2016/5/14/chartex" xmlns:mc="http://schemas.openxmlformats.org/markup-compatibility/2006" xmlns:aink="http://schemas.microsoft.com/office/drawing/2016/ink" xmlns:am3d="http://schemas.microsoft.com/office/drawing/2017/model3d" xmlns:o="urn:schemas-microsoft-com:office:office" xmlns:oel="http://schemas.microsoft.com/office/2019/extlst" xmlns:r="http://schemas.openxmlformats.org/officeDocument/2006/relationships" xmlns:m="http://schemas.openxmlformats.org/officeDocument/2006/math" xmlns:v="urn:schemas-microsoft-com:vml" xmlns:wp14="http://schemas.microsoft.com/office/word/2010/wordprocessingDrawing" xmlns:wp="http://schemas.openxmlformats.org/drawingml/2006/wordprocessingDrawing" xmlns:w10="urn:schemas-microsoft-com:office:word" xmlns:w="http://schemas.openxmlformats.org/wordprocessingml/2006/main" xmlns:w14="http://schemas.microsoft.com/office/word/2010/wordml" xmlns:w15="http://schemas.microsoft.com/office/word/2012/wordml" xmlns:w16cex="http://schemas.microsoft.com/office/word/2018/wordml/cex" xmlns:w16cid="http://schemas.microsoft.com/office/word/2016/wordml/cid" xmlns:w16="http://schemas.microsoft.com/office/word/2018/wordml" xmlns:w16du="http://schemas.microsoft.com/office/word/2023/wordml/word16du" xmlns:w16sdtdh="http://schemas.microsoft.com/office/word/2020/wordml/sdtdatahash" xmlns:w16sdtfl="http://schemas.microsoft.com/office/word/2024/wordml/sdtformatlock" xmlns:w16se="http://schemas.microsoft.com/office/word/2015/wordml/symex" xmlns:wpg="http://schemas.microsoft.com/office/word/2010/wordprocessingGroup" xmlns:wpi="http://schemas.microsoft.com/office/word/2010/wordprocessingInk" xmlns:wne="http://schemas.microsoft.com/office/word/2006/wordml" xmlns:wps="http://schemas.microsoft.com/office/word/2010/wordprocessingShape" mc:Ignorable="w14 w15 w16se w16cid w16 w16cex w16sdtdh w16sdtfl w16du wp14">
   <w:footnote w:type="separator" w:id="-1">
     <w:p>
       <w:pPr>
@@ -1048,7 +836,7 @@
 </file>
 
 <file path=word/numbering.xml><?xml version="1.0" encoding="utf-8"?>
-<w:numbering xmlns:wpc="http://schemas.microsoft.com/office/word/2010/wordprocessingCanvas" xmlns:cx="http://schemas.microsoft.com/office/drawing/2014/chartex" xmlns:cx1="http://schemas.microsoft.com/office/drawing/2015/9/8/chartex" xmlns:cx2="http://schemas.microsoft.com/office/drawing/2015/10/21/chartex" xmlns:cx3="http://schemas.microsoft.com/office/drawing/2016/5/9/chartex" xmlns:cx4="http://schemas.microsoft.com/office/drawing/2016/5/10/chartex" xmlns:cx5="http://schemas.microsoft.com/office/drawing/2016/5/11/chartex" xmlns:cx6="http://schemas.microsoft.com/office/drawing/2016/5/12/chartex" xmlns:cx7="http://schemas.microsoft.com/office/drawing/2016/5/13/chartex" xmlns:cx8="http://schemas.microsoft.com/office/drawing/2016/5/14/chartex" xmlns:mc="http://schemas.openxmlformats.org/markup-compatibility/2006" xmlns:aink="http://schemas.microsoft.com/office/drawing/2016/ink" xmlns:am3d="http://schemas.microsoft.com/office/drawing/2017/model3d" xmlns:o="urn:schemas-microsoft-com:office:office" xmlns:oel="http://schemas.microsoft.com/office/2019/extlst" xmlns:r="http://schemas.openxmlformats.org/officeDocument/2006/relationships" xmlns:m="http://schemas.openxmlformats.org/officeDocument/2006/math" xmlns:v="urn:schemas-microsoft-com:vml" xmlns:wp14="http://schemas.microsoft.com/office/word/2010/wordprocessingDrawing" xmlns:wp="http://schemas.openxmlformats.org/drawingml/2006/wordprocessingDrawing" xmlns:w10="urn:schemas-microsoft-com:office:word" xmlns:w="http://schemas.openxmlformats.org/wordprocessingml/2006/main" xmlns:w14="http://schemas.microsoft.com/office/word/2010/wordml" xmlns:w15="http://schemas.microsoft.com/office/word/2012/wordml" xmlns:w16cei="http://schemas.microsoft.com/office/word/2026/wordml/cei" xmlns:w16cex="http://schemas.microsoft.com/office/word/2018/wordml/cex" xmlns:w16cid="http://schemas.microsoft.com/office/word/2016/wordml/cid" xmlns:w16="http://schemas.microsoft.com/office/word/2018/wordml" xmlns:w16du="http://schemas.microsoft.com/office/word/2023/wordml/word16du" xmlns:w16sdtdh="http://schemas.microsoft.com/office/word/2020/wordml/sdtdatahash" xmlns:w16sdtfl="http://schemas.microsoft.com/office/word/2024/wordml/sdtformatlock" xmlns:w16se="http://schemas.microsoft.com/office/word/2015/wordml/symex" xmlns:wpg="http://schemas.microsoft.com/office/word/2010/wordprocessingGroup" xmlns:wpi="http://schemas.microsoft.com/office/word/2010/wordprocessingInk" xmlns:wne="http://schemas.microsoft.com/office/word/2006/wordml" xmlns:wps="http://schemas.microsoft.com/office/word/2010/wordprocessingShape" mc:Ignorable="w14 w15 w16se w16cid w16 w16cex w16sdtdh w16sdtfl w16du wp14">
+<w:numbering xmlns:wpc="http://schemas.microsoft.com/office/word/2010/wordprocessingCanvas" xmlns:cx="http://schemas.microsoft.com/office/drawing/2014/chartex" xmlns:cx1="http://schemas.microsoft.com/office/drawing/2015/9/8/chartex" xmlns:cx2="http://schemas.microsoft.com/office/drawing/2015/10/21/chartex" xmlns:cx3="http://schemas.microsoft.com/office/drawing/2016/5/9/chartex" xmlns:cx4="http://schemas.microsoft.com/office/drawing/2016/5/10/chartex" xmlns:cx5="http://schemas.microsoft.com/office/drawing/2016/5/11/chartex" xmlns:cx6="http://schemas.microsoft.com/office/drawing/2016/5/12/chartex" xmlns:cx7="http://schemas.microsoft.com/office/drawing/2016/5/13/chartex" xmlns:cx8="http://schemas.microsoft.com/office/drawing/2016/5/14/chartex" xmlns:mc="http://schemas.openxmlformats.org/markup-compatibility/2006" xmlns:aink="http://schemas.microsoft.com/office/drawing/2016/ink" xmlns:am3d="http://schemas.microsoft.com/office/drawing/2017/model3d" xmlns:o="urn:schemas-microsoft-com:office:office" xmlns:oel="http://schemas.microsoft.com/office/2019/extlst" xmlns:r="http://schemas.openxmlformats.org/officeDocument/2006/relationships" xmlns:m="http://schemas.openxmlformats.org/officeDocument/2006/math" xmlns:v="urn:schemas-microsoft-com:vml" xmlns:wp14="http://schemas.microsoft.com/office/word/2010/wordprocessingDrawing" xmlns:wp="http://schemas.openxmlformats.org/drawingml/2006/wordprocessingDrawing" xmlns:w10="urn:schemas-microsoft-com:office:word" xmlns:w="http://schemas.openxmlformats.org/wordprocessingml/2006/main" xmlns:w14="http://schemas.microsoft.com/office/word/2010/wordml" xmlns:w15="http://schemas.microsoft.com/office/word/2012/wordml" xmlns:w16cex="http://schemas.microsoft.com/office/word/2018/wordml/cex" xmlns:w16cid="http://schemas.microsoft.com/office/word/2016/wordml/cid" xmlns:w16="http://schemas.microsoft.com/office/word/2018/wordml" xmlns:w16du="http://schemas.microsoft.com/office/word/2023/wordml/word16du" xmlns:w16sdtdh="http://schemas.microsoft.com/office/word/2020/wordml/sdtdatahash" xmlns:w16sdtfl="http://schemas.microsoft.com/office/word/2024/wordml/sdtformatlock" xmlns:w16se="http://schemas.microsoft.com/office/word/2015/wordml/symex" xmlns:wpg="http://schemas.microsoft.com/office/word/2010/wordprocessingGroup" xmlns:wpi="http://schemas.microsoft.com/office/word/2010/wordprocessingInk" xmlns:wne="http://schemas.microsoft.com/office/word/2006/wordml" xmlns:wps="http://schemas.microsoft.com/office/word/2010/wordprocessingShape" mc:Ignorable="w14 w15 w16se w16cid w16 w16cex w16sdtdh w16sdtfl w16du wp14">
   <w:abstractNum w:abstractNumId="0" w15:restartNumberingAfterBreak="0">
     <w:nsid w:val="83A8C409"/>
     <w:multiLevelType w:val="hybridMultilevel"/>
@@ -3975,14 +3763,6 @@
     <w:abstractNumId w:val="8"/>
   </w:num>
 </w:numbering>
-</file>
-
-<file path=word/people.xml><?xml version="1.0" encoding="utf-8"?>
-<w15:people xmlns:wpc="http://schemas.microsoft.com/office/word/2010/wordprocessingCanvas" xmlns:cx="http://schemas.microsoft.com/office/drawing/2014/chartex" xmlns:cx1="http://schemas.microsoft.com/office/drawing/2015/9/8/chartex" xmlns:cx2="http://schemas.microsoft.com/office/drawing/2015/10/21/chartex" xmlns:cx3="http://schemas.microsoft.com/office/drawing/2016/5/9/chartex" xmlns:cx4="http://schemas.microsoft.com/office/drawing/2016/5/10/chartex" xmlns:cx5="http://schemas.microsoft.com/office/drawing/2016/5/11/chartex" xmlns:cx6="http://schemas.microsoft.com/office/drawing/2016/5/12/chartex" xmlns:cx7="http://schemas.microsoft.com/office/drawing/2016/5/13/chartex" xmlns:cx8="http://schemas.microsoft.com/office/drawing/2016/5/14/chartex" xmlns:mc="http://schemas.openxmlformats.org/markup-compatibility/2006" xmlns:aink="http://schemas.microsoft.com/office/drawing/2016/ink" xmlns:am3d="http://schemas.microsoft.com/office/drawing/2017/model3d" xmlns:o="urn:schemas-microsoft-com:office:office" xmlns:oel="http://schemas.microsoft.com/office/2019/extlst" xmlns:r="http://schemas.openxmlformats.org/officeDocument/2006/relationships" xmlns:m="http://schemas.openxmlformats.org/officeDocument/2006/math" xmlns:v="urn:schemas-microsoft-com:vml" xmlns:wp14="http://schemas.microsoft.com/office/word/2010/wordprocessingDrawing" xmlns:wp="http://schemas.openxmlformats.org/drawingml/2006/wordprocessingDrawing" xmlns:w10="urn:schemas-microsoft-com:office:word" xmlns:w="http://schemas.openxmlformats.org/wordprocessingml/2006/main" xmlns:w14="http://schemas.microsoft.com/office/word/2010/wordml" xmlns:w15="http://schemas.microsoft.com/office/word/2012/wordml" xmlns:w16cei="http://schemas.microsoft.com/office/word/2026/wordml/cei" xmlns:w16cex="http://schemas.microsoft.com/office/word/2018/wordml/cex" xmlns:w16cid="http://schemas.microsoft.com/office/word/2016/wordml/cid" xmlns:w16="http://schemas.microsoft.com/office/word/2018/wordml" xmlns:w16du="http://schemas.microsoft.com/office/word/2023/wordml/word16du" xmlns:w16sdtdh="http://schemas.microsoft.com/office/word/2020/wordml/sdtdatahash" xmlns:w16sdtfl="http://schemas.microsoft.com/office/word/2024/wordml/sdtformatlock" xmlns:w16se="http://schemas.microsoft.com/office/word/2015/wordml/symex" xmlns:wpg="http://schemas.microsoft.com/office/word/2010/wordprocessingGroup" xmlns:wpi="http://schemas.microsoft.com/office/word/2010/wordprocessingInk" xmlns:wne="http://schemas.microsoft.com/office/word/2006/wordml" xmlns:wps="http://schemas.microsoft.com/office/word/2010/wordprocessingShape" mc:Ignorable="w14 w15 w16se w16cid w16 w16cex w16sdtdh w16sdtfl w16du wp14">
-  <w15:person w15:author="Anna Seaman">
-    <w15:presenceInfo w15:providerId="AD" w15:userId="S::AnnaS@hkusa.com::713ab380-bdda-4997-81d0-fa539102c996"/>
-  </w15:person>
-</w15:people>
 </file>
 
 <file path=word/styles.xml><?xml version="1.0" encoding="utf-8"?>
@@ -4382,7 +4162,7 @@
       <w:spacing w:after="160" w:line="259" w:lineRule="auto"/>
     </w:pPr>
     <w:rPr>
-      <w:rFonts w:ascii="Aptos" w:hAnsi="Aptos" w:eastAsia="Aptos" w:cs="Aptos"/>
+      <w:rFonts w:cs="Aptos"/>
       <w:kern w:val="2"/>
       <w:sz w:val="22"/>
       <w:szCs w:val="22"/>

--- a/assets/downloads/simulation-10/rubric.docx
+++ b/assets/downloads/simulation-10/rubric.docx
@@ -1,7 +1,28 @@
 
 <file path=word/document.xml><?xml version="1.0" encoding="utf-8"?>
-<w:document xmlns:wpc="http://schemas.microsoft.com/office/word/2010/wordprocessingCanvas" xmlns:cx="http://schemas.microsoft.com/office/drawing/2014/chartex" xmlns:cx1="http://schemas.microsoft.com/office/drawing/2015/9/8/chartex" xmlns:cx2="http://schemas.microsoft.com/office/drawing/2015/10/21/chartex" xmlns:cx3="http://schemas.microsoft.com/office/drawing/2016/5/9/chartex" xmlns:cx4="http://schemas.microsoft.com/office/drawing/2016/5/10/chartex" xmlns:cx5="http://schemas.microsoft.com/office/drawing/2016/5/11/chartex" xmlns:cx6="http://schemas.microsoft.com/office/drawing/2016/5/12/chartex" xmlns:cx7="http://schemas.microsoft.com/office/drawing/2016/5/13/chartex" xmlns:cx8="http://schemas.microsoft.com/office/drawing/2016/5/14/chartex" xmlns:mc="http://schemas.openxmlformats.org/markup-compatibility/2006" xmlns:aink="http://schemas.microsoft.com/office/drawing/2016/ink" xmlns:am3d="http://schemas.microsoft.com/office/drawing/2017/model3d" xmlns:o="urn:schemas-microsoft-com:office:office" xmlns:oel="http://schemas.microsoft.com/office/2019/extlst" xmlns:r="http://schemas.openxmlformats.org/officeDocument/2006/relationships" xmlns:m="http://schemas.openxmlformats.org/officeDocument/2006/math" xmlns:v="urn:schemas-microsoft-com:vml" xmlns:wp14="http://schemas.microsoft.com/office/word/2010/wordprocessingDrawing" xmlns:wp="http://schemas.openxmlformats.org/drawingml/2006/wordprocessingDrawing" xmlns:w10="urn:schemas-microsoft-com:office:word" xmlns:w="http://schemas.openxmlformats.org/wordprocessingml/2006/main" xmlns:w14="http://schemas.microsoft.com/office/word/2010/wordml" xmlns:w15="http://schemas.microsoft.com/office/word/2012/wordml" xmlns:w16cex="http://schemas.microsoft.com/office/word/2018/wordml/cex" xmlns:w16cid="http://schemas.microsoft.com/office/word/2016/wordml/cid" xmlns:w16="http://schemas.microsoft.com/office/word/2018/wordml" xmlns:w16du="http://schemas.microsoft.com/office/word/2023/wordml/word16du" xmlns:w16sdtdh="http://schemas.microsoft.com/office/word/2020/wordml/sdtdatahash" xmlns:w16sdtfl="http://schemas.microsoft.com/office/word/2024/wordml/sdtformatlock" xmlns:w16se="http://schemas.microsoft.com/office/word/2015/wordml/symex" xmlns:wpg="http://schemas.microsoft.com/office/word/2010/wordprocessingGroup" xmlns:wpi="http://schemas.microsoft.com/office/word/2010/wordprocessingInk" xmlns:wne="http://schemas.microsoft.com/office/word/2006/wordml" xmlns:wps="http://schemas.microsoft.com/office/word/2010/wordprocessingShape" mc:Ignorable="w14 w15 w16se w16cid w16 w16cex w16sdtdh w16sdtfl w16du wp14">
+<w:document xmlns:wpc="http://schemas.microsoft.com/office/word/2010/wordprocessingCanvas" xmlns:cx="http://schemas.microsoft.com/office/drawing/2014/chartex" xmlns:cx1="http://schemas.microsoft.com/office/drawing/2015/9/8/chartex" xmlns:cx2="http://schemas.microsoft.com/office/drawing/2015/10/21/chartex" xmlns:cx3="http://schemas.microsoft.com/office/drawing/2016/5/9/chartex" xmlns:cx4="http://schemas.microsoft.com/office/drawing/2016/5/10/chartex" xmlns:cx5="http://schemas.microsoft.com/office/drawing/2016/5/11/chartex" xmlns:cx6="http://schemas.microsoft.com/office/drawing/2016/5/12/chartex" xmlns:cx7="http://schemas.microsoft.com/office/drawing/2016/5/13/chartex" xmlns:cx8="http://schemas.microsoft.com/office/drawing/2016/5/14/chartex" xmlns:mc="http://schemas.openxmlformats.org/markup-compatibility/2006" xmlns:aink="http://schemas.microsoft.com/office/drawing/2016/ink" xmlns:am3d="http://schemas.microsoft.com/office/drawing/2017/model3d" xmlns:o="urn:schemas-microsoft-com:office:office" xmlns:oel="http://schemas.microsoft.com/office/2019/extlst" xmlns:r="http://schemas.openxmlformats.org/officeDocument/2006/relationships" xmlns:m="http://schemas.openxmlformats.org/officeDocument/2006/math" xmlns:v="urn:schemas-microsoft-com:vml" xmlns:wp14="http://schemas.microsoft.com/office/word/2010/wordprocessingDrawing" xmlns:wp="http://schemas.openxmlformats.org/drawingml/2006/wordprocessingDrawing" xmlns:w10="urn:schemas-microsoft-com:office:word" xmlns:w="http://schemas.openxmlformats.org/wordprocessingml/2006/main" xmlns:w14="http://schemas.microsoft.com/office/word/2010/wordml" xmlns:w15="http://schemas.microsoft.com/office/word/2012/wordml" xmlns:w16cei="http://schemas.microsoft.com/office/word/2026/wordml/cei" xmlns:w16cex="http://schemas.microsoft.com/office/word/2018/wordml/cex" xmlns:w16cid="http://schemas.microsoft.com/office/word/2016/wordml/cid" xmlns:w16="http://schemas.microsoft.com/office/word/2018/wordml" xmlns:w16du="http://schemas.microsoft.com/office/word/2023/wordml/word16du" xmlns:w16sdtdh="http://schemas.microsoft.com/office/word/2020/wordml/sdtdatahash" xmlns:w16sdtfl="http://schemas.microsoft.com/office/word/2024/wordml/sdtformatlock" xmlns:w16se="http://schemas.microsoft.com/office/word/2015/wordml/symex" xmlns:wpg="http://schemas.microsoft.com/office/word/2010/wordprocessingGroup" xmlns:wpi="http://schemas.microsoft.com/office/word/2010/wordprocessingInk" xmlns:wne="http://schemas.microsoft.com/office/word/2006/wordml" xmlns:wps="http://schemas.microsoft.com/office/word/2010/wordprocessingShape" mc:Ignorable="w14 w15 w16se w16cid w16 w16cex w16sdtdh w16sdtfl w16du wp14">
   <w:body>
+    <w:p>
+      <w:pPr>
+        <w:pStyle w:val="Heading1"/>
+        <w:spacing w:after="0" w:line="480" w:lineRule="auto"/>
+        <w:rPr>
+          <w:rFonts w:ascii="Times New Roman" w:hAnsi="Times New Roman"/>
+          <w:color w:val="000000"/>
+          <w:sz w:val="24"/>
+          <w:szCs w:val="24"/>
+        </w:rPr>
+      </w:pPr>
+      <w:r>
+        <w:rPr>
+          <w:rFonts w:ascii="Aptos" w:hAnsi="Aptos" w:eastAsia="Aptos" w:cs="Aptos"/>
+          <w:color w:val="000000"/>
+          <w:sz w:val="40"/>
+          <w:szCs w:val="40"/>
+        </w:rPr>
+        <w:t>Rubric</w:t>
+      </w:r>
+    </w:p>
     <w:tbl>
       <w:tblPr>
         <w:tblStyle w:val="TableGrid"/>
@@ -18,7 +39,7 @@
       </w:tblGrid>
       <w:tr>
         <w:trPr>
-          <w:trHeight w:val="630"/>
+          <w:trHeight w:val="300"/>
         </w:trPr>
         <w:tc>
           <w:tcPr>
@@ -33,25 +54,6 @@
             <w:pPr>
               <w:spacing w:after="0" w:line="240" w:lineRule="auto"/>
               <w:rPr>
-                <w:color w:val="000000"/>
-                <w:sz w:val="40"/>
-                <w:szCs w:val="40"/>
-              </w:rPr>
-            </w:pPr>
-            <w:r>
-              <w:rPr>
-                <w:color w:val="000000"/>
-                <w:sz w:val="40"/>
-                <w:szCs w:val="40"/>
-              </w:rPr>
-              <w:t>Rubric</w:t>
-            </w:r>
-          </w:p>
-          <w:p>
-            <w:pPr>
-              <w:spacing w:after="0" w:line="240" w:lineRule="auto"/>
-              <w:ind w:right="-1902"/>
-              <w:rPr>
                 <w:rFonts w:ascii="Times New Roman" w:hAnsi="Times New Roman"/>
                 <w:sz w:val="24"/>
                 <w:szCs w:val="24"/>
@@ -59,24 +61,11 @@
             </w:pPr>
             <w:r>
               <w:rPr>
+                <w:rFonts w:ascii="Aptos" w:hAnsi="Aptos" w:eastAsia="Aptos" w:cs="Aptos"/>
                 <w:sz w:val="24"/>
                 <w:szCs w:val="24"/>
               </w:rPr>
-              <w:t>Student</w:t>
-            </w:r>
-            <w:r>
-              <w:rPr>
-                <w:sz w:val="24"/>
-                <w:szCs w:val="24"/>
-              </w:rPr>
-              <w:t xml:space="preserve"> </w:t>
-            </w:r>
-            <w:r>
-              <w:rPr>
-                <w:sz w:val="24"/>
-                <w:szCs w:val="24"/>
-              </w:rPr>
-              <w:t>name:</w:t>
+              <w:t>Student name:</w:t>
             </w:r>
           </w:p>
         </w:tc>
@@ -116,25 +105,6 @@
             <w:pPr>
               <w:spacing w:after="0" w:line="240" w:lineRule="auto"/>
               <w:rPr>
-                <w:sz w:val="24"/>
-                <w:szCs w:val="24"/>
-              </w:rPr>
-            </w:pPr>
-          </w:p>
-          <w:p>
-            <w:pPr>
-              <w:spacing w:after="0" w:line="240" w:lineRule="auto"/>
-              <w:rPr>
-                <w:sz w:val="24"/>
-                <w:szCs w:val="24"/>
-              </w:rPr>
-            </w:pPr>
-          </w:p>
-          <w:p>
-            <w:pPr>
-              <w:spacing w:after="0" w:line="240" w:lineRule="auto"/>
-              <w:ind w:right="-3078"/>
-              <w:rPr>
                 <w:rFonts w:ascii="Times New Roman" w:hAnsi="Times New Roman"/>
                 <w:sz w:val="24"/>
                 <w:szCs w:val="24"/>
@@ -142,6 +112,7 @@
             </w:pPr>
             <w:r>
               <w:rPr>
+                <w:rFonts w:ascii="Aptos" w:hAnsi="Aptos" w:eastAsia="Aptos" w:cs="Aptos"/>
                 <w:sz w:val="24"/>
                 <w:szCs w:val="24"/>
               </w:rPr>
@@ -197,6 +168,7 @@
             </w:pPr>
             <w:r>
               <w:rPr>
+                <w:rFonts w:ascii="Aptos" w:hAnsi="Aptos" w:eastAsia="Aptos" w:cs="Aptos"/>
                 <w:b/>
                 <w:bCs/>
                 <w:color w:val="FFFFFF" w:themeColor="background1"/>
@@ -227,6 +199,7 @@
             </w:pPr>
             <w:r>
               <w:rPr>
+                <w:rFonts w:ascii="Aptos" w:hAnsi="Aptos" w:eastAsia="Aptos" w:cs="Aptos"/>
                 <w:b/>
                 <w:bCs/>
                 <w:color w:val="FFFFFF" w:themeColor="background1"/>
@@ -258,6 +231,7 @@
             </w:pPr>
             <w:r>
               <w:rPr>
+                <w:rFonts w:ascii="Aptos" w:hAnsi="Aptos" w:eastAsia="Aptos" w:cs="Aptos"/>
                 <w:b/>
                 <w:bCs/>
                 <w:color w:val="FFFFFF" w:themeColor="background1"/>
@@ -270,6 +244,14 @@
         </w:tc>
       </w:tr>
       <w:tr>
+        <w:tblPrEx>
+          <w:tblW w:w="9194" w:type="dxa"/>
+          <w:tblPrExChange w:id="52" w:author="Anna Seaman" w:date="2026-08-11T11:08:00Z" w16du:dateUtc="2026-08-11T16:08:00Z">
+            <w:tblPrEx>
+              <w:tblW w:w="9194" w:type="dxa"/>
+            </w:tblPrEx>
+          </w:tblPrExChange>
+        </w:tblPrEx>
         <w:trPr>
           <w:trHeight w:val="1008"/>
         </w:trPr>
@@ -293,6 +275,7 @@
             </w:pPr>
             <w:r>
               <w:rPr>
+                <w:rFonts w:ascii="Aptos" w:hAnsi="Aptos" w:eastAsia="Aptos" w:cs="Aptos"/>
                 <w:color w:val="000000"/>
                 <w:sz w:val="24"/>
                 <w:szCs w:val="24"/>
@@ -338,6 +321,14 @@
         </w:tc>
       </w:tr>
       <w:tr>
+        <w:tblPrEx>
+          <w:tblW w:w="9194" w:type="dxa"/>
+          <w:tblPrExChange w:id="57" w:author="Anna Seaman" w:date="2026-08-11T11:08:00Z" w16du:dateUtc="2026-08-11T16:08:00Z">
+            <w:tblPrEx>
+              <w:tblW w:w="9194" w:type="dxa"/>
+            </w:tblPrEx>
+          </w:tblPrExChange>
+        </w:tblPrEx>
         <w:trPr>
           <w:trHeight w:val="80"/>
         </w:trPr>
@@ -360,6 +351,7 @@
             </w:pPr>
             <w:r>
               <w:rPr>
+                <w:rFonts w:ascii="Aptos" w:hAnsi="Aptos" w:eastAsia="Aptos" w:cs="Aptos"/>
                 <w:color w:val="000000"/>
                 <w:sz w:val="24"/>
                 <w:szCs w:val="24"/>
@@ -368,6 +360,7 @@
             </w:r>
             <w:r>
               <w:rPr>
+                <w:rFonts w:ascii="Aptos" w:hAnsi="Aptos" w:eastAsia="Aptos" w:cs="Aptos"/>
                 <w:color w:val="000000"/>
                 <w:sz w:val="24"/>
                 <w:szCs w:val="24"/>
@@ -414,6 +407,14 @@
         </w:tc>
       </w:tr>
       <w:tr>
+        <w:tblPrEx>
+          <w:tblW w:w="9194" w:type="dxa"/>
+          <w:tblPrExChange w:id="62" w:author="Anna Seaman" w:date="2026-08-11T11:08:00Z" w16du:dateUtc="2026-08-11T16:08:00Z">
+            <w:tblPrEx>
+              <w:tblW w:w="9194" w:type="dxa"/>
+            </w:tblPrEx>
+          </w:tblPrExChange>
+        </w:tblPrEx>
         <w:trPr>
           <w:trHeight w:val="70"/>
         </w:trPr>
@@ -436,6 +437,7 @@
             </w:pPr>
             <w:r>
               <w:rPr>
+                <w:rFonts w:ascii="Aptos" w:hAnsi="Aptos" w:eastAsia="Aptos" w:cs="Aptos"/>
                 <w:color w:val="000000"/>
                 <w:sz w:val="24"/>
                 <w:szCs w:val="24"/>
@@ -481,6 +483,14 @@
         </w:tc>
       </w:tr>
       <w:tr>
+        <w:tblPrEx>
+          <w:tblW w:w="9194" w:type="dxa"/>
+          <w:tblPrExChange w:id="67" w:author="Anna Seaman" w:date="2026-08-11T11:08:00Z" w16du:dateUtc="2026-08-11T16:08:00Z">
+            <w:tblPrEx>
+              <w:tblW w:w="9194" w:type="dxa"/>
+            </w:tblPrEx>
+          </w:tblPrExChange>
+        </w:tblPrEx>
         <w:trPr>
           <w:trHeight w:val="70"/>
         </w:trPr>
@@ -505,6 +515,7 @@
             </w:pPr>
             <w:r>
               <w:rPr>
+                <w:rFonts w:ascii="Aptos" w:hAnsi="Aptos" w:eastAsia="Aptos" w:cs="Aptos"/>
                 <w:color w:val="000000"/>
                 <w:sz w:val="24"/>
                 <w:szCs w:val="24"/>
@@ -550,6 +561,14 @@
         </w:tc>
       </w:tr>
       <w:tr>
+        <w:tblPrEx>
+          <w:tblW w:w="9194" w:type="dxa"/>
+          <w:tblPrExChange w:id="72" w:author="Anna Seaman" w:date="2026-08-11T11:08:00Z" w16du:dateUtc="2026-08-11T16:08:00Z">
+            <w:tblPrEx>
+              <w:tblW w:w="9194" w:type="dxa"/>
+            </w:tblPrEx>
+          </w:tblPrExChange>
+        </w:tblPrEx>
         <w:trPr>
           <w:trHeight w:val="1008"/>
         </w:trPr>
@@ -572,6 +591,7 @@
             </w:pPr>
             <w:r>
               <w:rPr>
+                <w:rFonts w:ascii="Aptos" w:hAnsi="Aptos" w:eastAsia="Aptos" w:cs="Aptos"/>
                 <w:color w:val="000000"/>
                 <w:sz w:val="24"/>
                 <w:szCs w:val="24"/>
@@ -617,6 +637,14 @@
         </w:tc>
       </w:tr>
       <w:tr>
+        <w:tblPrEx>
+          <w:tblW w:w="9194" w:type="dxa"/>
+          <w:tblPrExChange w:id="77" w:author="Anna Seaman" w:date="2026-08-11T11:08:00Z" w16du:dateUtc="2026-08-11T16:08:00Z">
+            <w:tblPrEx>
+              <w:tblW w:w="9194" w:type="dxa"/>
+            </w:tblPrEx>
+          </w:tblPrExChange>
+        </w:tblPrEx>
         <w:trPr>
           <w:trHeight w:val="593"/>
         </w:trPr>
@@ -639,6 +667,7 @@
             </w:pPr>
             <w:r>
               <w:rPr>
+                <w:rFonts w:ascii="Aptos" w:hAnsi="Aptos" w:eastAsia="Aptos" w:cs="Aptos"/>
                 <w:color w:val="000000"/>
                 <w:sz w:val="24"/>
                 <w:szCs w:val="24"/>
@@ -695,18 +724,30 @@
           <w:szCs w:val="20"/>
         </w:rPr>
       </w:pPr>
+      <w:bookmarkStart w:id="82" w:name="_Hlk222486151"/>
       <w:r>
         <w:rPr>
+          <w:rFonts w:ascii="Aptos" w:hAnsi="Aptos" w:eastAsia="Aptos" w:cs="Aptos"/>
           <w:color w:val="000000"/>
           <w:sz w:val="20"/>
           <w:szCs w:val="20"/>
         </w:rPr>
-        <w:t xml:space="preserve">0 = not performed; 1 = inadequate; 2 = </w:t>
+        <w:t>0 = not performed</w:t>
       </w:r>
-      <w:bookmarkStart w:id="0" w:name="_Hlk222480168"/>
-      <w:bookmarkStart w:id="1" w:name="_Hlk222480202"/>
       <w:r>
         <w:rPr>
+          <w:rFonts w:ascii="Aptos" w:hAnsi="Aptos" w:eastAsia="Aptos" w:cs="Aptos"/>
+          <w:color w:val="000000"/>
+          <w:sz w:val="20"/>
+          <w:szCs w:val="20"/>
+        </w:rPr>
+        <w:t xml:space="preserve">; 1 = inadequate; 2 = </w:t>
+      </w:r>
+      <w:bookmarkStart w:id="84" w:name="_Hlk222480168"/>
+      <w:bookmarkStart w:id="85" w:name="_Hlk222480202"/>
+      <w:r>
+        <w:rPr>
+          <w:rFonts w:ascii="Aptos" w:hAnsi="Aptos" w:eastAsia="Aptos" w:cs="Aptos"/>
           <w:bCs/>
           <w:color w:val="000000"/>
           <w:sz w:val="20"/>
@@ -714,9 +755,10 @@
         </w:rPr>
         <w:t>minimum standard of care or above</w:t>
       </w:r>
-      <w:bookmarkEnd w:id="0"/>
+      <w:bookmarkEnd w:id="84"/>
       <w:r>
         <w:rPr>
+          <w:rFonts w:ascii="Aptos" w:hAnsi="Aptos" w:eastAsia="Aptos" w:cs="Aptos"/>
           <w:bCs/>
           <w:color w:val="000000"/>
           <w:sz w:val="20"/>
@@ -724,7 +766,7 @@
         </w:rPr>
         <w:t>.</w:t>
       </w:r>
-      <w:bookmarkEnd w:id="1"/>
+      <w:bookmarkEnd w:id="85"/>
     </w:p>
     <w:p>
       <w:pPr>
@@ -738,6 +780,7 @@
       </w:pPr>
       <w:r>
         <w:rPr>
+          <w:rFonts w:ascii="Aptos" w:eastAsia="Aptos" w:hAnsi="Aptos" w:cs="Aptos"/>
           <w:color w:val="000000"/>
           <w:sz w:val="24"/>
           <w:szCs w:val="24"/>
@@ -746,7 +789,7 @@
       </w:r>
     </w:p>
     <w:sectPr>
-      <w:footerReference w:type="default" r:id="rId7"/>
+      <w:footerReference w:type="default" r:id="rId11"/>
       <w:pgSz w:w="12240" w:h="15840"/>
       <w:pgMar w:top="1440" w:right="1440" w:bottom="1440" w:left="1440" w:header="706" w:footer="706" w:gutter="0"/>
       <w:cols w:space="720"/>
@@ -757,7 +800,7 @@
 </file>
 
 <file path=word/endnotes.xml><?xml version="1.0" encoding="utf-8"?>
-<w:endnotes xmlns:wpc="http://schemas.microsoft.com/office/word/2010/wordprocessingCanvas" xmlns:cx="http://schemas.microsoft.com/office/drawing/2014/chartex" xmlns:cx1="http://schemas.microsoft.com/office/drawing/2015/9/8/chartex" xmlns:cx2="http://schemas.microsoft.com/office/drawing/2015/10/21/chartex" xmlns:cx3="http://schemas.microsoft.com/office/drawing/2016/5/9/chartex" xmlns:cx4="http://schemas.microsoft.com/office/drawing/2016/5/10/chartex" xmlns:cx5="http://schemas.microsoft.com/office/drawing/2016/5/11/chartex" xmlns:cx6="http://schemas.microsoft.com/office/drawing/2016/5/12/chartex" xmlns:cx7="http://schemas.microsoft.com/office/drawing/2016/5/13/chartex" xmlns:cx8="http://schemas.microsoft.com/office/drawing/2016/5/14/chartex" xmlns:mc="http://schemas.openxmlformats.org/markup-compatibility/2006" xmlns:aink="http://schemas.microsoft.com/office/drawing/2016/ink" xmlns:am3d="http://schemas.microsoft.com/office/drawing/2017/model3d" xmlns:o="urn:schemas-microsoft-com:office:office" xmlns:oel="http://schemas.microsoft.com/office/2019/extlst" xmlns:r="http://schemas.openxmlformats.org/officeDocument/2006/relationships" xmlns:m="http://schemas.openxmlformats.org/officeDocument/2006/math" xmlns:v="urn:schemas-microsoft-com:vml" xmlns:wp14="http://schemas.microsoft.com/office/word/2010/wordprocessingDrawing" xmlns:wp="http://schemas.openxmlformats.org/drawingml/2006/wordprocessingDrawing" xmlns:w10="urn:schemas-microsoft-com:office:word" xmlns:w="http://schemas.openxmlformats.org/wordprocessingml/2006/main" xmlns:w14="http://schemas.microsoft.com/office/word/2010/wordml" xmlns:w15="http://schemas.microsoft.com/office/word/2012/wordml" xmlns:w16cex="http://schemas.microsoft.com/office/word/2018/wordml/cex" xmlns:w16cid="http://schemas.microsoft.com/office/word/2016/wordml/cid" xmlns:w16="http://schemas.microsoft.com/office/word/2018/wordml" xmlns:w16du="http://schemas.microsoft.com/office/word/2023/wordml/word16du" xmlns:w16sdtdh="http://schemas.microsoft.com/office/word/2020/wordml/sdtdatahash" xmlns:w16sdtfl="http://schemas.microsoft.com/office/word/2024/wordml/sdtformatlock" xmlns:w16se="http://schemas.microsoft.com/office/word/2015/wordml/symex" xmlns:wpg="http://schemas.microsoft.com/office/word/2010/wordprocessingGroup" xmlns:wpi="http://schemas.microsoft.com/office/word/2010/wordprocessingInk" xmlns:wne="http://schemas.microsoft.com/office/word/2006/wordml" xmlns:wps="http://schemas.microsoft.com/office/word/2010/wordprocessingShape" mc:Ignorable="w14 w15 w16se w16cid w16 w16cex w16sdtdh w16sdtfl w16du wp14">
+<w:endnotes xmlns:wpc="http://schemas.microsoft.com/office/word/2010/wordprocessingCanvas" xmlns:cx="http://schemas.microsoft.com/office/drawing/2014/chartex" xmlns:cx1="http://schemas.microsoft.com/office/drawing/2015/9/8/chartex" xmlns:cx2="http://schemas.microsoft.com/office/drawing/2015/10/21/chartex" xmlns:cx3="http://schemas.microsoft.com/office/drawing/2016/5/9/chartex" xmlns:cx4="http://schemas.microsoft.com/office/drawing/2016/5/10/chartex" xmlns:cx5="http://schemas.microsoft.com/office/drawing/2016/5/11/chartex" xmlns:cx6="http://schemas.microsoft.com/office/drawing/2016/5/12/chartex" xmlns:cx7="http://schemas.microsoft.com/office/drawing/2016/5/13/chartex" xmlns:cx8="http://schemas.microsoft.com/office/drawing/2016/5/14/chartex" xmlns:mc="http://schemas.openxmlformats.org/markup-compatibility/2006" xmlns:aink="http://schemas.microsoft.com/office/drawing/2016/ink" xmlns:am3d="http://schemas.microsoft.com/office/drawing/2017/model3d" xmlns:o="urn:schemas-microsoft-com:office:office" xmlns:oel="http://schemas.microsoft.com/office/2019/extlst" xmlns:r="http://schemas.openxmlformats.org/officeDocument/2006/relationships" xmlns:m="http://schemas.openxmlformats.org/officeDocument/2006/math" xmlns:v="urn:schemas-microsoft-com:vml" xmlns:wp14="http://schemas.microsoft.com/office/word/2010/wordprocessingDrawing" xmlns:wp="http://schemas.openxmlformats.org/drawingml/2006/wordprocessingDrawing" xmlns:w10="urn:schemas-microsoft-com:office:word" xmlns:w="http://schemas.openxmlformats.org/wordprocessingml/2006/main" xmlns:w14="http://schemas.microsoft.com/office/word/2010/wordml" xmlns:w15="http://schemas.microsoft.com/office/word/2012/wordml" xmlns:w16cei="http://schemas.microsoft.com/office/word/2026/wordml/cei" xmlns:w16cex="http://schemas.microsoft.com/office/word/2018/wordml/cex" xmlns:w16cid="http://schemas.microsoft.com/office/word/2016/wordml/cid" xmlns:w16="http://schemas.microsoft.com/office/word/2018/wordml" xmlns:w16du="http://schemas.microsoft.com/office/word/2023/wordml/word16du" xmlns:w16sdtdh="http://schemas.microsoft.com/office/word/2020/wordml/sdtdatahash" xmlns:w16sdtfl="http://schemas.microsoft.com/office/word/2024/wordml/sdtformatlock" xmlns:w16se="http://schemas.microsoft.com/office/word/2015/wordml/symex" xmlns:wpg="http://schemas.microsoft.com/office/word/2010/wordprocessingGroup" xmlns:wpi="http://schemas.microsoft.com/office/word/2010/wordprocessingInk" xmlns:wne="http://schemas.microsoft.com/office/word/2006/wordml" xmlns:wps="http://schemas.microsoft.com/office/word/2010/wordprocessingShape" mc:Ignorable="w14 w15 w16se w16cid w16 w16cex w16sdtdh w16sdtfl w16du wp14">
   <w:endnote w:type="separator" w:id="-1">
     <w:p>
       <w:pPr>
@@ -782,19 +825,22 @@
 </file>
 
 <file path=word/footer1.xml><?xml version="1.0" encoding="utf-8"?>
-<w:ftr xmlns:wpc="http://schemas.microsoft.com/office/word/2010/wordprocessingCanvas" xmlns:cx="http://schemas.microsoft.com/office/drawing/2014/chartex" xmlns:cx1="http://schemas.microsoft.com/office/drawing/2015/9/8/chartex" xmlns:cx2="http://schemas.microsoft.com/office/drawing/2015/10/21/chartex" xmlns:cx3="http://schemas.microsoft.com/office/drawing/2016/5/9/chartex" xmlns:cx4="http://schemas.microsoft.com/office/drawing/2016/5/10/chartex" xmlns:cx5="http://schemas.microsoft.com/office/drawing/2016/5/11/chartex" xmlns:cx6="http://schemas.microsoft.com/office/drawing/2016/5/12/chartex" xmlns:cx7="http://schemas.microsoft.com/office/drawing/2016/5/13/chartex" xmlns:cx8="http://schemas.microsoft.com/office/drawing/2016/5/14/chartex" xmlns:mc="http://schemas.openxmlformats.org/markup-compatibility/2006" xmlns:aink="http://schemas.microsoft.com/office/drawing/2016/ink" xmlns:am3d="http://schemas.microsoft.com/office/drawing/2017/model3d" xmlns:o="urn:schemas-microsoft-com:office:office" xmlns:oel="http://schemas.microsoft.com/office/2019/extlst" xmlns:r="http://schemas.openxmlformats.org/officeDocument/2006/relationships" xmlns:m="http://schemas.openxmlformats.org/officeDocument/2006/math" xmlns:v="urn:schemas-microsoft-com:vml" xmlns:wp14="http://schemas.microsoft.com/office/word/2010/wordprocessingDrawing" xmlns:wp="http://schemas.openxmlformats.org/drawingml/2006/wordprocessingDrawing" xmlns:w10="urn:schemas-microsoft-com:office:word" xmlns:w="http://schemas.openxmlformats.org/wordprocessingml/2006/main" xmlns:w14="http://schemas.microsoft.com/office/word/2010/wordml" xmlns:w15="http://schemas.microsoft.com/office/word/2012/wordml" xmlns:w16cex="http://schemas.microsoft.com/office/word/2018/wordml/cex" xmlns:w16cid="http://schemas.microsoft.com/office/word/2016/wordml/cid" xmlns:w16="http://schemas.microsoft.com/office/word/2018/wordml" xmlns:w16du="http://schemas.microsoft.com/office/word/2023/wordml/word16du" xmlns:w16sdtdh="http://schemas.microsoft.com/office/word/2020/wordml/sdtdatahash" xmlns:w16sdtfl="http://schemas.microsoft.com/office/word/2024/wordml/sdtformatlock" xmlns:w16se="http://schemas.microsoft.com/office/word/2015/wordml/symex" xmlns:wpg="http://schemas.microsoft.com/office/word/2010/wordprocessingGroup" xmlns:wpi="http://schemas.microsoft.com/office/word/2010/wordprocessingInk" xmlns:wne="http://schemas.microsoft.com/office/word/2006/wordml" xmlns:wps="http://schemas.microsoft.com/office/word/2010/wordprocessingShape" mc:Ignorable="w14 w15 w16se w16cid w16 w16cex w16sdtdh w16sdtfl w16du wp14">
+<w:ftr xmlns:m="http://schemas.openxmlformats.org/officeDocument/2006/math" xmlns:mc="http://schemas.openxmlformats.org/markup-compatibility/2006" xmlns:mo="http://schemas.microsoft.com/office/mac/office/2008/main" xmlns:mv="urn:schemas-microsoft-com:mac:vml" xmlns:o="urn:schemas-microsoft-com:office:office" xmlns:r="http://schemas.openxmlformats.org/officeDocument/2006/relationships" xmlns:v="urn:schemas-microsoft-com:vml" xmlns:w10="urn:schemas-microsoft-com:office:word" xmlns:w14="http://schemas.microsoft.com/office/word/2010/wordml" xmlns:w="http://schemas.openxmlformats.org/wordprocessingml/2006/main" xmlns:wne="http://schemas.microsoft.com/office/word/2006/wordml" xmlns:wp14="http://schemas.microsoft.com/office/word/2010/wordprocessingDrawing" xmlns:wp="http://schemas.openxmlformats.org/drawingml/2006/wordprocessingDrawing" xmlns:wpc="http://schemas.microsoft.com/office/word/2010/wordprocessingCanvas" xmlns:wpg="http://schemas.microsoft.com/office/word/2010/wordprocessingGroup" xmlns:wpi="http://schemas.microsoft.com/office/word/2010/wordprocessingInk" xmlns:wps="http://schemas.microsoft.com/office/word/2010/wordprocessingShape" mc:Ignorable="w14 wp14">
   <w:p>
     <w:pPr>
-      <w:spacing w:after="0" w:line="240" w:lineRule="auto"/>
+      <w:spacing w:line="240" w:lineRule="auto" w:before="0" w:after="0"/>
+      <w:jc w:val="left"/>
     </w:pPr>
     <w:r>
       <w:rPr>
+        <w:rFonts w:ascii="Aptos" w:hAnsi="Aptos" w:eastAsia="Aptos" w:cs="Aptos"/>
         <w:sz w:val="18"/>
       </w:rPr>
       <w:t xml:space="preserve">From J.M. Larson and H.L. Stedge, </w:t>
     </w:r>
     <w:r>
       <w:rPr>
+        <w:rFonts w:ascii="Aptos" w:hAnsi="Aptos" w:eastAsia="Aptos" w:cs="Aptos"/>
         <w:i/>
         <w:sz w:val="18"/>
       </w:rPr>
@@ -802,6 +848,7 @@
     </w:r>
     <w:r>
       <w:rPr>
+        <w:rFonts w:ascii="Aptos" w:hAnsi="Aptos" w:eastAsia="Aptos" w:cs="Aptos"/>
         <w:sz w:val="18"/>
       </w:rPr>
       <w:t xml:space="preserve"> (Human Kinetics, 2027).</w:t>
@@ -811,7 +858,7 @@
 </file>
 
 <file path=word/footnotes.xml><?xml version="1.0" encoding="utf-8"?>
-<w:footnotes xmlns:wpc="http://schemas.microsoft.com/office/word/2010/wordprocessingCanvas" xmlns:cx="http://schemas.microsoft.com/office/drawing/2014/chartex" xmlns:cx1="http://schemas.microsoft.com/office/drawing/2015/9/8/chartex" xmlns:cx2="http://schemas.microsoft.com/office/drawing/2015/10/21/chartex" xmlns:cx3="http://schemas.microsoft.com/office/drawing/2016/5/9/chartex" xmlns:cx4="http://schemas.microsoft.com/office/drawing/2016/5/10/chartex" xmlns:cx5="http://schemas.microsoft.com/office/drawing/2016/5/11/chartex" xmlns:cx6="http://schemas.microsoft.com/office/drawing/2016/5/12/chartex" xmlns:cx7="http://schemas.microsoft.com/office/drawing/2016/5/13/chartex" xmlns:cx8="http://schemas.microsoft.com/office/drawing/2016/5/14/chartex" xmlns:mc="http://schemas.openxmlformats.org/markup-compatibility/2006" xmlns:aink="http://schemas.microsoft.com/office/drawing/2016/ink" xmlns:am3d="http://schemas.microsoft.com/office/drawing/2017/model3d" xmlns:o="urn:schemas-microsoft-com:office:office" xmlns:oel="http://schemas.microsoft.com/office/2019/extlst" xmlns:r="http://schemas.openxmlformats.org/officeDocument/2006/relationships" xmlns:m="http://schemas.openxmlformats.org/officeDocument/2006/math" xmlns:v="urn:schemas-microsoft-com:vml" xmlns:wp14="http://schemas.microsoft.com/office/word/2010/wordprocessingDrawing" xmlns:wp="http://schemas.openxmlformats.org/drawingml/2006/wordprocessingDrawing" xmlns:w10="urn:schemas-microsoft-com:office:word" xmlns:w="http://schemas.openxmlformats.org/wordprocessingml/2006/main" xmlns:w14="http://schemas.microsoft.com/office/word/2010/wordml" xmlns:w15="http://schemas.microsoft.com/office/word/2012/wordml" xmlns:w16cex="http://schemas.microsoft.com/office/word/2018/wordml/cex" xmlns:w16cid="http://schemas.microsoft.com/office/word/2016/wordml/cid" xmlns:w16="http://schemas.microsoft.com/office/word/2018/wordml" xmlns:w16du="http://schemas.microsoft.com/office/word/2023/wordml/word16du" xmlns:w16sdtdh="http://schemas.microsoft.com/office/word/2020/wordml/sdtdatahash" xmlns:w16sdtfl="http://schemas.microsoft.com/office/word/2024/wordml/sdtformatlock" xmlns:w16se="http://schemas.microsoft.com/office/word/2015/wordml/symex" xmlns:wpg="http://schemas.microsoft.com/office/word/2010/wordprocessingGroup" xmlns:wpi="http://schemas.microsoft.com/office/word/2010/wordprocessingInk" xmlns:wne="http://schemas.microsoft.com/office/word/2006/wordml" xmlns:wps="http://schemas.microsoft.com/office/word/2010/wordprocessingShape" mc:Ignorable="w14 w15 w16se w16cid w16 w16cex w16sdtdh w16sdtfl w16du wp14">
+<w:footnotes xmlns:wpc="http://schemas.microsoft.com/office/word/2010/wordprocessingCanvas" xmlns:cx="http://schemas.microsoft.com/office/drawing/2014/chartex" xmlns:cx1="http://schemas.microsoft.com/office/drawing/2015/9/8/chartex" xmlns:cx2="http://schemas.microsoft.com/office/drawing/2015/10/21/chartex" xmlns:cx3="http://schemas.microsoft.com/office/drawing/2016/5/9/chartex" xmlns:cx4="http://schemas.microsoft.com/office/drawing/2016/5/10/chartex" xmlns:cx5="http://schemas.microsoft.com/office/drawing/2016/5/11/chartex" xmlns:cx6="http://schemas.microsoft.com/office/drawing/2016/5/12/chartex" xmlns:cx7="http://schemas.microsoft.com/office/drawing/2016/5/13/chartex" xmlns:cx8="http://schemas.microsoft.com/office/drawing/2016/5/14/chartex" xmlns:mc="http://schemas.openxmlformats.org/markup-compatibility/2006" xmlns:aink="http://schemas.microsoft.com/office/drawing/2016/ink" xmlns:am3d="http://schemas.microsoft.com/office/drawing/2017/model3d" xmlns:o="urn:schemas-microsoft-com:office:office" xmlns:oel="http://schemas.microsoft.com/office/2019/extlst" xmlns:r="http://schemas.openxmlformats.org/officeDocument/2006/relationships" xmlns:m="http://schemas.openxmlformats.org/officeDocument/2006/math" xmlns:v="urn:schemas-microsoft-com:vml" xmlns:wp14="http://schemas.microsoft.com/office/word/2010/wordprocessingDrawing" xmlns:wp="http://schemas.openxmlformats.org/drawingml/2006/wordprocessingDrawing" xmlns:w10="urn:schemas-microsoft-com:office:word" xmlns:w="http://schemas.openxmlformats.org/wordprocessingml/2006/main" xmlns:w14="http://schemas.microsoft.com/office/word/2010/wordml" xmlns:w15="http://schemas.microsoft.com/office/word/2012/wordml" xmlns:w16cei="http://schemas.microsoft.com/office/word/2026/wordml/cei" xmlns:w16cex="http://schemas.microsoft.com/office/word/2018/wordml/cex" xmlns:w16cid="http://schemas.microsoft.com/office/word/2016/wordml/cid" xmlns:w16="http://schemas.microsoft.com/office/word/2018/wordml" xmlns:w16du="http://schemas.microsoft.com/office/word/2023/wordml/word16du" xmlns:w16sdtdh="http://schemas.microsoft.com/office/word/2020/wordml/sdtdatahash" xmlns:w16sdtfl="http://schemas.microsoft.com/office/word/2024/wordml/sdtformatlock" xmlns:w16se="http://schemas.microsoft.com/office/word/2015/wordml/symex" xmlns:wpg="http://schemas.microsoft.com/office/word/2010/wordprocessingGroup" xmlns:wpi="http://schemas.microsoft.com/office/word/2010/wordprocessingInk" xmlns:wne="http://schemas.microsoft.com/office/word/2006/wordml" xmlns:wps="http://schemas.microsoft.com/office/word/2010/wordprocessingShape" mc:Ignorable="w14 w15 w16se w16cid w16 w16cex w16sdtdh w16sdtfl w16du wp14">
   <w:footnote w:type="separator" w:id="-1">
     <w:p>
       <w:pPr>
@@ -836,7 +883,7 @@
 </file>
 
 <file path=word/numbering.xml><?xml version="1.0" encoding="utf-8"?>
-<w:numbering xmlns:wpc="http://schemas.microsoft.com/office/word/2010/wordprocessingCanvas" xmlns:cx="http://schemas.microsoft.com/office/drawing/2014/chartex" xmlns:cx1="http://schemas.microsoft.com/office/drawing/2015/9/8/chartex" xmlns:cx2="http://schemas.microsoft.com/office/drawing/2015/10/21/chartex" xmlns:cx3="http://schemas.microsoft.com/office/drawing/2016/5/9/chartex" xmlns:cx4="http://schemas.microsoft.com/office/drawing/2016/5/10/chartex" xmlns:cx5="http://schemas.microsoft.com/office/drawing/2016/5/11/chartex" xmlns:cx6="http://schemas.microsoft.com/office/drawing/2016/5/12/chartex" xmlns:cx7="http://schemas.microsoft.com/office/drawing/2016/5/13/chartex" xmlns:cx8="http://schemas.microsoft.com/office/drawing/2016/5/14/chartex" xmlns:mc="http://schemas.openxmlformats.org/markup-compatibility/2006" xmlns:aink="http://schemas.microsoft.com/office/drawing/2016/ink" xmlns:am3d="http://schemas.microsoft.com/office/drawing/2017/model3d" xmlns:o="urn:schemas-microsoft-com:office:office" xmlns:oel="http://schemas.microsoft.com/office/2019/extlst" xmlns:r="http://schemas.openxmlformats.org/officeDocument/2006/relationships" xmlns:m="http://schemas.openxmlformats.org/officeDocument/2006/math" xmlns:v="urn:schemas-microsoft-com:vml" xmlns:wp14="http://schemas.microsoft.com/office/word/2010/wordprocessingDrawing" xmlns:wp="http://schemas.openxmlformats.org/drawingml/2006/wordprocessingDrawing" xmlns:w10="urn:schemas-microsoft-com:office:word" xmlns:w="http://schemas.openxmlformats.org/wordprocessingml/2006/main" xmlns:w14="http://schemas.microsoft.com/office/word/2010/wordml" xmlns:w15="http://schemas.microsoft.com/office/word/2012/wordml" xmlns:w16cex="http://schemas.microsoft.com/office/word/2018/wordml/cex" xmlns:w16cid="http://schemas.microsoft.com/office/word/2016/wordml/cid" xmlns:w16="http://schemas.microsoft.com/office/word/2018/wordml" xmlns:w16du="http://schemas.microsoft.com/office/word/2023/wordml/word16du" xmlns:w16sdtdh="http://schemas.microsoft.com/office/word/2020/wordml/sdtdatahash" xmlns:w16sdtfl="http://schemas.microsoft.com/office/word/2024/wordml/sdtformatlock" xmlns:w16se="http://schemas.microsoft.com/office/word/2015/wordml/symex" xmlns:wpg="http://schemas.microsoft.com/office/word/2010/wordprocessingGroup" xmlns:wpi="http://schemas.microsoft.com/office/word/2010/wordprocessingInk" xmlns:wne="http://schemas.microsoft.com/office/word/2006/wordml" xmlns:wps="http://schemas.microsoft.com/office/word/2010/wordprocessingShape" mc:Ignorable="w14 w15 w16se w16cid w16 w16cex w16sdtdh w16sdtfl w16du wp14">
+<w:numbering xmlns:wpc="http://schemas.microsoft.com/office/word/2010/wordprocessingCanvas" xmlns:cx="http://schemas.microsoft.com/office/drawing/2014/chartex" xmlns:cx1="http://schemas.microsoft.com/office/drawing/2015/9/8/chartex" xmlns:cx2="http://schemas.microsoft.com/office/drawing/2015/10/21/chartex" xmlns:cx3="http://schemas.microsoft.com/office/drawing/2016/5/9/chartex" xmlns:cx4="http://schemas.microsoft.com/office/drawing/2016/5/10/chartex" xmlns:cx5="http://schemas.microsoft.com/office/drawing/2016/5/11/chartex" xmlns:cx6="http://schemas.microsoft.com/office/drawing/2016/5/12/chartex" xmlns:cx7="http://schemas.microsoft.com/office/drawing/2016/5/13/chartex" xmlns:cx8="http://schemas.microsoft.com/office/drawing/2016/5/14/chartex" xmlns:mc="http://schemas.openxmlformats.org/markup-compatibility/2006" xmlns:aink="http://schemas.microsoft.com/office/drawing/2016/ink" xmlns:am3d="http://schemas.microsoft.com/office/drawing/2017/model3d" xmlns:o="urn:schemas-microsoft-com:office:office" xmlns:oel="http://schemas.microsoft.com/office/2019/extlst" xmlns:r="http://schemas.openxmlformats.org/officeDocument/2006/relationships" xmlns:m="http://schemas.openxmlformats.org/officeDocument/2006/math" xmlns:v="urn:schemas-microsoft-com:vml" xmlns:wp14="http://schemas.microsoft.com/office/word/2010/wordprocessingDrawing" xmlns:wp="http://schemas.openxmlformats.org/drawingml/2006/wordprocessingDrawing" xmlns:w10="urn:schemas-microsoft-com:office:word" xmlns:w="http://schemas.openxmlformats.org/wordprocessingml/2006/main" xmlns:w14="http://schemas.microsoft.com/office/word/2010/wordml" xmlns:w15="http://schemas.microsoft.com/office/word/2012/wordml" xmlns:w16cei="http://schemas.microsoft.com/office/word/2026/wordml/cei" xmlns:w16cex="http://schemas.microsoft.com/office/word/2018/wordml/cex" xmlns:w16cid="http://schemas.microsoft.com/office/word/2016/wordml/cid" xmlns:w16="http://schemas.microsoft.com/office/word/2018/wordml" xmlns:w16du="http://schemas.microsoft.com/office/word/2023/wordml/word16du" xmlns:w16sdtdh="http://schemas.microsoft.com/office/word/2020/wordml/sdtdatahash" xmlns:w16sdtfl="http://schemas.microsoft.com/office/word/2024/wordml/sdtformatlock" xmlns:w16se="http://schemas.microsoft.com/office/word/2015/wordml/symex" xmlns:wpg="http://schemas.microsoft.com/office/word/2010/wordprocessingGroup" xmlns:wpi="http://schemas.microsoft.com/office/word/2010/wordprocessingInk" xmlns:wne="http://schemas.microsoft.com/office/word/2006/wordml" xmlns:wps="http://schemas.microsoft.com/office/word/2010/wordprocessingShape" mc:Ignorable="w14 w15 w16se w16cid w16 w16cex w16sdtdh w16sdtfl w16du wp14">
   <w:abstractNum w:abstractNumId="0" w15:restartNumberingAfterBreak="0">
     <w:nsid w:val="83A8C409"/>
     <w:multiLevelType w:val="hybridMultilevel"/>
@@ -3763,6 +3810,14 @@
     <w:abstractNumId w:val="8"/>
   </w:num>
 </w:numbering>
+</file>
+
+<file path=word/people.xml><?xml version="1.0" encoding="utf-8"?>
+<w15:people xmlns:wpc="http://schemas.microsoft.com/office/word/2010/wordprocessingCanvas" xmlns:cx="http://schemas.microsoft.com/office/drawing/2014/chartex" xmlns:cx1="http://schemas.microsoft.com/office/drawing/2015/9/8/chartex" xmlns:cx2="http://schemas.microsoft.com/office/drawing/2015/10/21/chartex" xmlns:cx3="http://schemas.microsoft.com/office/drawing/2016/5/9/chartex" xmlns:cx4="http://schemas.microsoft.com/office/drawing/2016/5/10/chartex" xmlns:cx5="http://schemas.microsoft.com/office/drawing/2016/5/11/chartex" xmlns:cx6="http://schemas.microsoft.com/office/drawing/2016/5/12/chartex" xmlns:cx7="http://schemas.microsoft.com/office/drawing/2016/5/13/chartex" xmlns:cx8="http://schemas.microsoft.com/office/drawing/2016/5/14/chartex" xmlns:mc="http://schemas.openxmlformats.org/markup-compatibility/2006" xmlns:aink="http://schemas.microsoft.com/office/drawing/2016/ink" xmlns:am3d="http://schemas.microsoft.com/office/drawing/2017/model3d" xmlns:o="urn:schemas-microsoft-com:office:office" xmlns:oel="http://schemas.microsoft.com/office/2019/extlst" xmlns:r="http://schemas.openxmlformats.org/officeDocument/2006/relationships" xmlns:m="http://schemas.openxmlformats.org/officeDocument/2006/math" xmlns:v="urn:schemas-microsoft-com:vml" xmlns:wp14="http://schemas.microsoft.com/office/word/2010/wordprocessingDrawing" xmlns:wp="http://schemas.openxmlformats.org/drawingml/2006/wordprocessingDrawing" xmlns:w10="urn:schemas-microsoft-com:office:word" xmlns:w="http://schemas.openxmlformats.org/wordprocessingml/2006/main" xmlns:w14="http://schemas.microsoft.com/office/word/2010/wordml" xmlns:w15="http://schemas.microsoft.com/office/word/2012/wordml" xmlns:w16cei="http://schemas.microsoft.com/office/word/2026/wordml/cei" xmlns:w16cex="http://schemas.microsoft.com/office/word/2018/wordml/cex" xmlns:w16cid="http://schemas.microsoft.com/office/word/2016/wordml/cid" xmlns:w16="http://schemas.microsoft.com/office/word/2018/wordml" xmlns:w16du="http://schemas.microsoft.com/office/word/2023/wordml/word16du" xmlns:w16sdtdh="http://schemas.microsoft.com/office/word/2020/wordml/sdtdatahash" xmlns:w16sdtfl="http://schemas.microsoft.com/office/word/2024/wordml/sdtformatlock" xmlns:w16se="http://schemas.microsoft.com/office/word/2015/wordml/symex" xmlns:wpg="http://schemas.microsoft.com/office/word/2010/wordprocessingGroup" xmlns:wpi="http://schemas.microsoft.com/office/word/2010/wordprocessingInk" xmlns:wne="http://schemas.microsoft.com/office/word/2006/wordml" xmlns:wps="http://schemas.microsoft.com/office/word/2010/wordprocessingShape" mc:Ignorable="w14 w15 w16se w16cid w16 w16cex w16sdtdh w16sdtfl w16du wp14">
+  <w15:person w15:author="Anna Seaman">
+    <w15:presenceInfo w15:providerId="AD" w15:userId="S::AnnaS@hkusa.com::713ab380-bdda-4997-81d0-fa539102c996"/>
+  </w15:person>
+</w15:people>
 </file>
 
 <file path=word/styles.xml><?xml version="1.0" encoding="utf-8"?>
@@ -4162,7 +4217,7 @@
       <w:spacing w:after="160" w:line="259" w:lineRule="auto"/>
     </w:pPr>
     <w:rPr>
-      <w:rFonts w:cs="Aptos"/>
+      <w:rFonts w:ascii="Aptos" w:hAnsi="Aptos" w:eastAsia="Aptos" w:cs="Aptos"/>
       <w:kern w:val="2"/>
       <w:sz w:val="22"/>
       <w:szCs w:val="22"/>
